--- a/.playwright-mcp/贵州高速渗透测试安全测试报告2026-03-20.docx
+++ b/.playwright-mcp/贵州高速渗透测试安全测试报告2026-03-20.docx
@@ -1749,7 +1749,7 @@
           <w:szCs w:val="24"/>
           <w:lang w:val="en-US" w:eastAsia="zh-CN"/>
         </w:rPr>
-        <w:t xml:space="preserve">在测试过程中发现0</w:t>
+        <w:t xml:space="preserve">在测试过程中发现1</w:t>
       </w:r>
       <w:r>
         <w:rPr>
@@ -2221,6 +2221,150 @@
                 <w:lang w:val="en-US" w:eastAsia="zh-CN"/>
               </w:rPr>
               <w:t xml:space="preserve">http://192.168.101.45:2052</w:t>
+            </w:r>
+          </w:p>
+        </w:tc>
+        <w:tc>
+          <w:tcPr>
+            <w:tcW w:w="2001" w:type="dxa"/>
+            <w:vAlign w:val="center"/>
+          </w:tcPr>
+          <w:p>
+            <w:pPr>
+              <w:spacing w:after="240" w:afterLines="100" w:line="240" w:lineRule="auto"/>
+              <w:jc w:val="center"/>
+              <w:rPr>
+                <w:rFonts w:hint="default" w:ascii="宋体" w:hAnsi="宋体" w:eastAsia="宋体" w:cs="宋体"/>
+                <w:b w:val="0"/>
+                <w:bCs w:val="0"/>
+                <w:sz w:val="21"/>
+                <w:szCs w:val="21"/>
+                <w:vertAlign w:val="baseline"/>
+                <w:lang w:val="en-US" w:eastAsia="zh-CN"/>
+              </w:rPr>
+            </w:pPr>
+            <w:r>
+              <w:rPr>
+                <w:rFonts w:hint="eastAsia" w:ascii="宋体" w:hAnsi="宋体" w:cs="宋体"/>
+                <w:b w:val="0"/>
+                <w:bCs w:val="0"/>
+                <w:sz w:val="21"/>
+                <w:szCs w:val="21"/>
+                <w:lang w:val="en-US" w:eastAsia="zh-CN"/>
+              </w:rPr>
+              <w:t xml:space="preserve">未授权的访问/权限绕过</w:t>
+            </w:r>
+          </w:p>
+        </w:tc>
+      </w:tr>
+    </w:tbl>
+    <w:tbl>
+      <w:tblPr>
+        <w:tblStyle w:val="13"/>
+        <w:tblW w:w="8949" w:type="dxa"/>
+        <w:jc w:val="center"/>
+        <w:tblBorders>
+          <w:top w:val="single" w:color="auto" w:sz="4" w:space="0"/>
+          <w:left w:val="single" w:color="auto" w:sz="4" w:space="0"/>
+          <w:bottom w:val="single" w:color="auto" w:sz="4" w:space="0"/>
+          <w:right w:val="single" w:color="auto" w:sz="4" w:space="0"/>
+          <w:insideH w:val="single" w:color="auto" w:sz="4" w:space="0"/>
+          <w:insideV w:val="single" w:color="auto" w:sz="4" w:space="0"/>
+        </w:tblBorders>
+        <w:tblLayout w:type="fixed"/>
+        <w:tblCellMar>
+          <w:top w:w="0" w:type="dxa"/>
+          <w:left w:w="108" w:type="dxa"/>
+          <w:bottom w:w="0" w:type="dxa"/>
+          <w:right w:w="108" w:type="dxa"/>
+        </w:tblCellMar>
+      </w:tblPr>
+      <w:tblGrid>
+        <w:gridCol w:w="1056"/>
+        <w:gridCol w:w="5892"/>
+        <w:gridCol w:w="2001"/>
+      </w:tblGrid>
+      <w:tr>
+        <w:tblPrEx>
+          <w:tblBorders>
+            <w:top w:val="single" w:color="auto" w:sz="4" w:space="0"/>
+            <w:left w:val="single" w:color="auto" w:sz="4" w:space="0"/>
+            <w:bottom w:val="single" w:color="auto" w:sz="4" w:space="0"/>
+            <w:right w:val="single" w:color="auto" w:sz="4" w:space="0"/>
+            <w:insideH w:val="single" w:color="auto" w:sz="4" w:space="0"/>
+            <w:insideV w:val="single" w:color="auto" w:sz="4" w:space="0"/>
+          </w:tblBorders>
+          <w:tblCellMar>
+            <w:top w:w="0" w:type="dxa"/>
+            <w:left w:w="108" w:type="dxa"/>
+            <w:bottom w:w="0" w:type="dxa"/>
+            <w:right w:w="108" w:type="dxa"/>
+          </w:tblCellMar>
+        </w:tblPrEx>
+        <w:trPr>
+          <w:trHeight w:val="471" w:hRule="atLeast"/>
+          <w:jc w:val="center"/>
+        </w:trPr>
+        <w:tc>
+          <w:tcPr>
+            <w:tcW w:w="1056" w:type="dxa"/>
+            <w:vAlign w:val="center"/>
+          </w:tcPr>
+          <w:p>
+            <w:pPr>
+              <w:spacing w:after="240" w:afterLines="100" w:line="240" w:lineRule="auto"/>
+              <w:jc w:val="center"/>
+              <w:rPr>
+                <w:rFonts w:hint="eastAsia" w:ascii="宋体" w:hAnsi="宋体" w:eastAsia="宋体" w:cs="宋体"/>
+                <w:b w:val="0"/>
+                <w:bCs w:val="0"/>
+                <w:sz w:val="21"/>
+                <w:szCs w:val="21"/>
+                <w:vertAlign w:val="baseline"/>
+                <w:lang w:val="en-US" w:eastAsia="zh-CN"/>
+              </w:rPr>
+            </w:pPr>
+            <w:r>
+              <w:rPr>
+                <w:rFonts w:hint="eastAsia" w:ascii="宋体" w:hAnsi="宋体" w:cs="宋体"/>
+                <w:b w:val="0"/>
+                <w:bCs w:val="0"/>
+                <w:sz w:val="21"/>
+                <w:szCs w:val="21"/>
+                <w:lang w:val="en-US" w:eastAsia="zh-CN"/>
+              </w:rPr>
+              <w:t xml:space="preserve">2</w:t>
+            </w:r>
+          </w:p>
+        </w:tc>
+        <w:tc>
+          <w:tcPr>
+            <w:tcW w:w="5892" w:type="dxa"/>
+            <w:vAlign w:val="center"/>
+          </w:tcPr>
+          <w:p>
+            <w:pPr>
+              <w:spacing w:after="240" w:afterLines="100" w:line="240" w:lineRule="auto"/>
+              <w:jc w:val="left"/>
+              <w:rPr>
+                <w:rFonts w:hint="default" w:ascii="宋体" w:hAnsi="宋体" w:eastAsia="宋体" w:cs="宋体"/>
+                <w:b w:val="0"/>
+                <w:bCs w:val="0"/>
+                <w:sz w:val="21"/>
+                <w:szCs w:val="21"/>
+                <w:vertAlign w:val="baseline"/>
+                <w:lang w:val="en-US" w:eastAsia="zh-CN"/>
+              </w:rPr>
+            </w:pPr>
+            <w:r>
+              <w:rPr>
+                <w:rFonts w:hint="eastAsia" w:ascii="宋体" w:hAnsi="宋体" w:cs="宋体"/>
+                <w:b w:val="0"/>
+                <w:bCs w:val="0"/>
+                <w:sz w:val="20"/>
+                <w:lang w:val="en-US" w:eastAsia="zh-CN"/>
+              </w:rPr>
+              <w:t xml:space="preserve">http://10.52.0.245:8081/oms/druid/index.html</w:t>
             </w:r>
           </w:p>
         </w:tc>
@@ -3306,6 +3450,1113 @@
                 <w:szCs w:val="24"/>
                 <w:lang w:val="en-US" w:eastAsia="zh-CN"/>
               </w:rPr>
+              <w:t xml:space="preserve"/>
+            </w:r>
+          </w:p>
+        </w:tc>
+      </w:tr>
+      <w:tr>
+        <w:tblPrEx>
+          <w:tblBorders>
+            <w:top w:val="double" w:color="auto" w:sz="4" w:space="0"/>
+            <w:left w:val="double" w:color="auto" w:sz="4" w:space="0"/>
+            <w:bottom w:val="double" w:color="auto" w:sz="4" w:space="0"/>
+            <w:right w:val="double" w:color="auto" w:sz="4" w:space="0"/>
+            <w:insideH w:val="single" w:color="auto" w:sz="8" w:space="0"/>
+            <w:insideV w:val="single" w:color="auto" w:sz="8" w:space="0"/>
+          </w:tblBorders>
+          <w:shd w:val="clear" w:color="auto" w:fill="FFFFFF"/>
+          <w:tblCellMar>
+            <w:top w:w="0" w:type="dxa"/>
+            <w:left w:w="0" w:type="dxa"/>
+            <w:bottom w:w="0" w:type="dxa"/>
+            <w:right w:w="0" w:type="dxa"/>
+          </w:tblCellMar>
+        </w:tblPrEx>
+        <w:trPr>
+          <w:trHeight w:val="538" w:hRule="atLeast"/>
+        </w:trPr>
+        <w:tc>
+          <w:tcPr>
+            <w:tcW w:w="1689" w:type="dxa"/>
+            <w:tcBorders>
+              <w:top w:val="single" w:color="auto" w:sz="8" w:space="0"/>
+              <w:bottom w:val="single" w:color="auto" w:sz="8" w:space="0"/>
+              <w:right w:val="single" w:color="auto" w:sz="4" w:space="0"/>
+            </w:tcBorders>
+            <w:shd w:val="clear" w:color="auto" w:fill="A6A6A6"/>
+            <w:noWrap w:val="0"/>
+            <w:vAlign w:val="center"/>
+          </w:tcPr>
+          <w:p>
+            <w:pPr>
+              <w:keepNext w:val="0"/>
+              <w:keepLines w:val="0"/>
+              <w:pageBreakBefore w:val="0"/>
+              <w:widowControl w:val="0"/>
+              <w:kinsoku/>
+              <w:wordWrap/>
+              <w:overflowPunct/>
+              <w:topLinePunct w:val="0"/>
+              <w:autoSpaceDE w:val="0"/>
+              <w:autoSpaceDN w:val="0"/>
+              <w:bidi w:val="0"/>
+              <w:adjustRightInd w:val="0"/>
+              <w:snapToGrid/>
+              <w:spacing w:before="157" w:beforeLines="50" w:after="60" w:line="312" w:lineRule="auto"/>
+              <w:jc w:val="center"/>
+              <w:textAlignment w:val="auto"/>
+              <w:rPr>
+                <w:rFonts w:cs="Tahoma"/>
+                <w:bCs/>
+                <w:caps w:val="0"/>
+                <w:smallCaps w:val="0"/>
+                <w:color w:val="000000"/>
+                <w:spacing w:val="0"/>
+                <w:kern w:val="10"/>
+              </w:rPr>
+            </w:pPr>
+            <w:r>
+              <w:rPr>
+                <w:rFonts w:hint="eastAsia"/>
+                <w:b/>
+                <w:caps w:val="0"/>
+                <w:smallCaps w:val="0"/>
+                <w:spacing w:val="0"/>
+                <w:kern w:val="10"/>
+              </w:rPr>
+              <w:t>修复建议</w:t>
+            </w:r>
+          </w:p>
+        </w:tc>
+        <w:tc>
+          <w:tcPr>
+            <w:tcW w:w="7319" w:type="dxa"/>
+            <w:tcBorders>
+              <w:top w:val="single" w:color="auto" w:sz="8" w:space="0"/>
+              <w:left w:val="single" w:color="auto" w:sz="4" w:space="0"/>
+              <w:bottom w:val="single" w:color="auto" w:sz="8" w:space="0"/>
+            </w:tcBorders>
+            <w:shd w:val="clear" w:color="auto" w:fill="FFFFFF"/>
+            <w:noWrap w:val="0"/>
+            <w:vAlign w:val="center"/>
+          </w:tcPr>
+          <w:p>
+            <w:pPr>
+              <w:keepNext w:val="0"/>
+              <w:keepLines w:val="0"/>
+              <w:pageBreakBefore w:val="0"/>
+              <w:widowControl w:val="0"/>
+              <w:kinsoku/>
+              <w:wordWrap/>
+              <w:overflowPunct/>
+              <w:topLinePunct w:val="0"/>
+              <w:autoSpaceDE w:val="0"/>
+              <w:autoSpaceDN w:val="0"/>
+              <w:bidi w:val="0"/>
+              <w:adjustRightInd w:val="0"/>
+              <w:snapToGrid/>
+              <w:spacing w:before="157" w:beforeLines="50" w:line="312" w:lineRule="auto"/>
+              <w:ind w:left="105" w:leftChars="50" w:right="105" w:rightChars="50" w:firstLine="0" w:firstLineChars="0"/>
+              <w:textAlignment w:val="auto"/>
+              <w:outlineLvl w:val="9"/>
+              <w:rPr>
+                <w:rFonts w:hint="default" w:eastAsia="宋体" w:cs="Tahoma"/>
+                <w:bCs/>
+                <w:caps w:val="0"/>
+                <w:smallCaps w:val="0"/>
+                <w:color w:val="000000"/>
+                <w:spacing w:val="0"/>
+                <w:kern w:val="10"/>
+                <w:lang w:val="en-US" w:eastAsia="zh-CN"/>
+              </w:rPr>
+            </w:pPr>
+            <w:r>
+              <w:rPr>
+                <w:rFonts w:hint="eastAsia" w:ascii="宋体" w:hAnsi="宋体" w:eastAsia="宋体" w:cs="宋体"/>
+                <w:bCs/>
+                <w:caps w:val="0"/>
+                <w:smallCaps w:val="0"/>
+                <w:color w:val="000000"/>
+                <w:spacing w:val="0"/>
+                <w:kern w:val="10"/>
+                <w:lang w:val="en-US" w:eastAsia="zh-CN"/>
+              </w:rPr>
+              <w:t xml:space="preserve">[1]页面进行严格的访问权限的控制以及对访问角色进行权限检查；</w:t>
+              <w:br/>
+              <w:t xml:space="preserve">[2]可以使用session对用户的身份进行判断和控制。</w:t>
+            </w:r>
+          </w:p>
+        </w:tc>
+      </w:tr>
+    </w:tbl>
+    <w:p>
+      <w:pPr>
+        <w:rPr>
+          <w:rFonts w:hint="eastAsia"/>
+          <w:lang w:val="en-US" w:eastAsia="zh-CN"/>
+        </w:rPr>
+      </w:pPr>
+    </w:p>
+    <w:p>
+      <w:pPr>
+        <w:pStyle w:val="4"/>
+        <w:bidi w:val="0"/>
+        <w:rPr>
+          <w:rFonts w:hint="default"/>
+          <w:sz w:val="28"/>
+          <w:szCs w:val="28"/>
+          <w:lang w:val="en-US"/>
+        </w:rPr>
+      </w:pPr>
+      <w:r>
+        <w:rPr>
+          <w:rFonts w:hint="eastAsia" w:ascii="宋体" w:hAnsi="宋体" w:eastAsia="宋体" w:cs="宋体"/>
+          <w:sz w:val="28"/>
+          <w:szCs w:val="28"/>
+          <w:lang w:val="en-US" w:eastAsia="zh-CN"/>
+        </w:rPr>
+        <w:t xml:space="preserve">2.1.2 Druid未授权访问</w:t>
+      </w:r>
+      <w:r>
+        <w:rPr>
+          <w:rFonts w:hint="eastAsia" w:ascii="宋体" w:hAnsi="宋体" w:cs="宋体"/>
+          <w:sz w:val="28"/>
+          <w:szCs w:val="28"/>
+          <w:lang w:val="en-US" w:eastAsia="zh-CN"/>
+        </w:rPr>
+        <w:t xml:space="preserve"/>
+      </w:r>
+    </w:p>
+    <w:tbl>
+      <w:tblPr>
+        <w:tblStyle w:val="12"/>
+        <w:tblW w:w="9008" w:type="dxa"/>
+        <w:tblInd w:w="0" w:type="dxa"/>
+        <w:tblBorders>
+          <w:top w:val="double" w:color="auto" w:sz="4" w:space="0"/>
+          <w:left w:val="double" w:color="auto" w:sz="4" w:space="0"/>
+          <w:bottom w:val="double" w:color="auto" w:sz="4" w:space="0"/>
+          <w:right w:val="double" w:color="auto" w:sz="4" w:space="0"/>
+          <w:insideH w:val="single" w:color="auto" w:sz="8" w:space="0"/>
+          <w:insideV w:val="single" w:color="auto" w:sz="8" w:space="0"/>
+        </w:tblBorders>
+        <w:shd w:val="clear" w:color="auto" w:fill="FFFFFF"/>
+        <w:tblLayout w:type="fixed"/>
+        <w:tblCellMar>
+          <w:top w:w="0" w:type="dxa"/>
+          <w:left w:w="0" w:type="dxa"/>
+          <w:bottom w:w="0" w:type="dxa"/>
+          <w:right w:w="0" w:type="dxa"/>
+        </w:tblCellMar>
+      </w:tblPr>
+      <w:tblGrid>
+        <w:gridCol w:w="1689"/>
+        <w:gridCol w:w="7319"/>
+      </w:tblGrid>
+      <w:tr>
+        <w:tblPrEx>
+          <w:tblBorders>
+            <w:top w:val="double" w:color="auto" w:sz="4" w:space="0"/>
+            <w:left w:val="double" w:color="auto" w:sz="4" w:space="0"/>
+            <w:bottom w:val="double" w:color="auto" w:sz="4" w:space="0"/>
+            <w:right w:val="double" w:color="auto" w:sz="4" w:space="0"/>
+            <w:insideH w:val="single" w:color="auto" w:sz="8" w:space="0"/>
+            <w:insideV w:val="single" w:color="auto" w:sz="8" w:space="0"/>
+          </w:tblBorders>
+          <w:tblCellMar>
+            <w:top w:w="0" w:type="dxa"/>
+            <w:left w:w="0" w:type="dxa"/>
+            <w:bottom w:w="0" w:type="dxa"/>
+            <w:right w:w="0" w:type="dxa"/>
+          </w:tblCellMar>
+        </w:tblPrEx>
+        <w:trPr>
+          <w:trHeight w:val="498" w:hRule="atLeast"/>
+        </w:trPr>
+        <w:tc>
+          <w:tcPr>
+            <w:tcW w:w="1689" w:type="dxa"/>
+            <w:tcBorders>
+              <w:top w:val="double" w:color="auto" w:sz="4" w:space="0"/>
+              <w:bottom w:val="single" w:color="auto" w:sz="8" w:space="0"/>
+            </w:tcBorders>
+            <w:shd w:val="clear" w:color="auto" w:fill="A6A6A6"/>
+            <w:noWrap w:val="0"/>
+            <w:vAlign w:val="center"/>
+          </w:tcPr>
+          <w:p>
+            <w:pPr>
+              <w:keepNext w:val="0"/>
+              <w:keepLines w:val="0"/>
+              <w:pageBreakBefore w:val="0"/>
+              <w:widowControl w:val="0"/>
+              <w:kinsoku/>
+              <w:wordWrap/>
+              <w:overflowPunct/>
+              <w:topLinePunct w:val="0"/>
+              <w:autoSpaceDE w:val="0"/>
+              <w:autoSpaceDN w:val="0"/>
+              <w:bidi w:val="0"/>
+              <w:adjustRightInd w:val="0"/>
+              <w:snapToGrid/>
+              <w:spacing w:before="157" w:beforeLines="50" w:after="60" w:line="312" w:lineRule="auto"/>
+              <w:ind w:firstLine="103" w:firstLineChars="49"/>
+              <w:jc w:val="center"/>
+              <w:textAlignment w:val="auto"/>
+              <w:rPr>
+                <w:b/>
+                <w:caps w:val="0"/>
+                <w:smallCaps w:val="0"/>
+                <w:spacing w:val="0"/>
+                <w:kern w:val="10"/>
+              </w:rPr>
+            </w:pPr>
+            <w:r>
+              <w:rPr>
+                <w:rFonts w:hint="eastAsia"/>
+                <w:b/>
+                <w:caps w:val="0"/>
+                <w:smallCaps w:val="0"/>
+                <w:spacing w:val="0"/>
+                <w:kern w:val="10"/>
+              </w:rPr>
+              <w:t>漏洞名称</w:t>
+            </w:r>
+          </w:p>
+        </w:tc>
+        <w:tc>
+          <w:tcPr>
+            <w:tcW w:w="7319" w:type="dxa"/>
+            <w:tcBorders>
+              <w:top w:val="double" w:color="auto" w:sz="4" w:space="0"/>
+              <w:bottom w:val="single" w:color="auto" w:sz="8" w:space="0"/>
+            </w:tcBorders>
+            <w:shd w:val="clear" w:color="auto" w:fill="FFFFFF"/>
+            <w:noWrap w:val="0"/>
+            <w:vAlign w:val="center"/>
+          </w:tcPr>
+          <w:p>
+            <w:pPr>
+              <w:pStyle w:val="11"/>
+              <w:keepNext w:val="0"/>
+              <w:keepLines w:val="0"/>
+              <w:widowControl/>
+              <w:suppressLineNumbers w:val="0"/>
+              <w:rPr>
+                <w:rFonts w:hint="default" w:eastAsia="宋体"/>
+                <w:caps w:val="0"/>
+                <w:smallCaps w:val="0"/>
+                <w:spacing w:val="0"/>
+                <w:kern w:val="10"/>
+                <w:szCs w:val="21"/>
+                <w:lang w:val="en-US" w:eastAsia="zh-CN"/>
+              </w:rPr>
+            </w:pPr>
+            <w:r>
+              <w:rPr>
+                <w:rFonts w:hint="eastAsia"/>
+                <w:caps w:val="0"/>
+                <w:smallCaps w:val="0"/>
+                <w:spacing w:val="0"/>
+                <w:kern w:val="10"/>
+                <w:sz w:val="21"/>
+                <w:szCs w:val="21"/>
+                <w:lang w:val="en-US" w:eastAsia="zh-CN"/>
+              </w:rPr>
+              <w:t xml:space="preserve">Druid未授权访问</w:t>
+            </w:r>
+          </w:p>
+        </w:tc>
+      </w:tr>
+      <w:tr>
+        <w:tblPrEx>
+          <w:tblBorders>
+            <w:top w:val="double" w:color="auto" w:sz="4" w:space="0"/>
+            <w:left w:val="double" w:color="auto" w:sz="4" w:space="0"/>
+            <w:bottom w:val="double" w:color="auto" w:sz="4" w:space="0"/>
+            <w:right w:val="double" w:color="auto" w:sz="4" w:space="0"/>
+            <w:insideH w:val="single" w:color="auto" w:sz="8" w:space="0"/>
+            <w:insideV w:val="single" w:color="auto" w:sz="8" w:space="0"/>
+          </w:tblBorders>
+          <w:shd w:val="clear" w:color="auto" w:fill="FFFFFF"/>
+          <w:tblCellMar>
+            <w:top w:w="0" w:type="dxa"/>
+            <w:left w:w="0" w:type="dxa"/>
+            <w:bottom w:w="0" w:type="dxa"/>
+            <w:right w:w="0" w:type="dxa"/>
+          </w:tblCellMar>
+        </w:tblPrEx>
+        <w:trPr>
+          <w:trHeight w:val="712" w:hRule="atLeast"/>
+        </w:trPr>
+        <w:tc>
+          <w:tcPr>
+            <w:tcW w:w="1689" w:type="dxa"/>
+            <w:tcBorders>
+              <w:top w:val="single" w:color="auto" w:sz="8" w:space="0"/>
+              <w:bottom w:val="single" w:color="auto" w:sz="8" w:space="0"/>
+            </w:tcBorders>
+            <w:shd w:val="clear" w:color="auto" w:fill="A6A6A6"/>
+            <w:noWrap w:val="0"/>
+            <w:vAlign w:val="center"/>
+          </w:tcPr>
+          <w:p>
+            <w:pPr>
+              <w:keepNext w:val="0"/>
+              <w:keepLines w:val="0"/>
+              <w:pageBreakBefore w:val="0"/>
+              <w:widowControl w:val="0"/>
+              <w:kinsoku/>
+              <w:wordWrap/>
+              <w:overflowPunct/>
+              <w:topLinePunct w:val="0"/>
+              <w:autoSpaceDE w:val="0"/>
+              <w:autoSpaceDN w:val="0"/>
+              <w:bidi w:val="0"/>
+              <w:adjustRightInd w:val="0"/>
+              <w:snapToGrid/>
+              <w:spacing w:before="157" w:beforeLines="50" w:after="60" w:line="312" w:lineRule="auto"/>
+              <w:ind w:firstLine="103" w:firstLineChars="49"/>
+              <w:jc w:val="center"/>
+              <w:textAlignment w:val="auto"/>
+              <w:rPr>
+                <w:b/>
+                <w:caps w:val="0"/>
+                <w:smallCaps w:val="0"/>
+                <w:spacing w:val="0"/>
+                <w:kern w:val="10"/>
+              </w:rPr>
+            </w:pPr>
+            <w:r>
+              <w:rPr>
+                <w:rFonts w:hint="eastAsia"/>
+                <w:b/>
+                <w:caps w:val="0"/>
+                <w:smallCaps w:val="0"/>
+                <w:spacing w:val="0"/>
+                <w:kern w:val="10"/>
+              </w:rPr>
+              <w:t xml:space="preserve">漏洞等级</w:t>
+            </w:r>
+          </w:p>
+        </w:tc>
+        <w:tc>
+          <w:tcPr>
+            <w:tcW w:w="7319" w:type="dxa"/>
+            <w:tcBorders>
+              <w:top w:val="single" w:color="auto" w:sz="8" w:space="0"/>
+              <w:bottom w:val="single" w:color="auto" w:sz="8" w:space="0"/>
+            </w:tcBorders>
+            <w:shd w:val="clear" w:color="auto" w:fill="FFFFFF"/>
+            <w:noWrap w:val="0"/>
+            <w:vAlign w:val="center"/>
+          </w:tcPr>
+          <w:p>
+            <w:pPr>
+              <w:keepNext w:val="0"/>
+              <w:keepLines w:val="0"/>
+              <w:pageBreakBefore w:val="0"/>
+              <w:widowControl w:val="0"/>
+              <w:kinsoku/>
+              <w:wordWrap/>
+              <w:overflowPunct/>
+              <w:topLinePunct w:val="0"/>
+              <w:autoSpaceDE w:val="0"/>
+              <w:autoSpaceDN w:val="0"/>
+              <w:bidi w:val="0"/>
+              <w:adjustRightInd w:val="0"/>
+              <w:snapToGrid/>
+              <w:spacing w:before="157" w:beforeLines="50" w:line="312" w:lineRule="auto"/>
+              <w:ind w:left="105" w:leftChars="50" w:right="105" w:rightChars="50" w:firstLine="0" w:firstLineChars="0"/>
+              <w:textAlignment w:val="auto"/>
+              <w:outlineLvl w:val="9"/>
+              <w:rPr>
+                <w:rFonts w:hint="default" w:eastAsia="宋体"/>
+                <w:caps w:val="0"/>
+                <w:smallCaps w:val="0"/>
+                <w:spacing w:val="0"/>
+                <w:kern w:val="10"/>
+                <w:szCs w:val="21"/>
+                <w:lang w:val="en-US" w:eastAsia="zh-CN"/>
+              </w:rPr>
+            </w:pPr>
+            <w:r>
+              <w:rPr>
+                <w:rFonts w:hint="eastAsia" w:ascii="宋体" w:hAnsi="宋体" w:eastAsia="宋体" w:cs="宋体"/>
+                <w:caps w:val="0"/>
+                <w:smallCaps w:val="0"/>
+                <w:spacing w:val="0"/>
+                <w:kern w:val="10"/>
+                <w:sz w:val="21"/>
+                <w:szCs w:val="21"/>
+                <w:lang w:val="en-US" w:eastAsia="zh-CN"/>
+              </w:rPr>
+              <w:t xml:space="preserve"/>
+            </w:r>
+            <w:r>
+              <w:rPr>
+                <w:rFonts w:hint="eastAsia" w:ascii="宋体" w:hAnsi="宋体" w:eastAsia="宋体" w:cs="宋体"/>
+                <w:caps w:val="0"/>
+                <w:smallCaps w:val="0"/>
+                <w:spacing w:val="0"/>
+                <w:kern w:val="10"/>
+                <w:sz w:val="21"/>
+                <w:szCs w:val="21"/>
+              </w:rPr>
+              <w:drawing>
+                <wp:inline distT="0" distB="0" distL="114300" distR="114300">
+                  <wp:extent cx="222885" cy="222885"/>
+                  <wp:effectExtent l="0" t="0" r="5715" b="5715"/>
+                  <wp:docPr id="1004" name="图片 2"/>
+                  <wp:cNvGraphicFramePr>
+                    <a:graphicFrameLocks xmlns:a="http://schemas.openxmlformats.org/drawingml/2006/main" noChangeAspect="1"/>
+                  </wp:cNvGraphicFramePr>
+                  <a:graphic xmlns:a="http://schemas.openxmlformats.org/drawingml/2006/main">
+                    <a:graphicData uri="http://schemas.openxmlformats.org/drawingml/2006/picture">
+                      <pic:pic xmlns:pic="http://schemas.openxmlformats.org/drawingml/2006/picture">
+                        <pic:nvPicPr>
+                          <pic:cNvPr id="3" name="图片 2"/>
+                          <pic:cNvPicPr>
+                            <a:picLocks noChangeAspect="1"/>
+                          </pic:cNvPicPr>
+                        </pic:nvPicPr>
+                        <pic:blipFill>
+                          <a:blip r:embed="rId11"/>
+                          <a:srcRect/>
+                          <a:stretch>
+                            <a:fillRect/>
+                          </a:stretch>
+                        </pic:blipFill>
+                        <pic:spPr>
+                          <a:xfrm>
+                            <a:off x="0" y="0"/>
+                            <a:ext cx="222885" cy="222885"/>
+                          </a:xfrm>
+                          <a:prstGeom prst="rect">
+                            <a:avLst/>
+                          </a:prstGeom>
+                          <a:noFill/>
+                          <a:ln>
+                            <a:noFill/>
+                          </a:ln>
+                        </pic:spPr>
+                      </pic:pic>
+                    </a:graphicData>
+                  </a:graphic>
+                </wp:inline>
+              </w:drawing>
+            </w:r>
+            <w:r>
+              <w:rPr>
+                <w:rFonts w:hint="eastAsia" w:ascii="宋体" w:hAnsi="宋体" w:eastAsia="宋体" w:cs="宋体"/>
+                <w:caps w:val="0"/>
+                <w:smallCaps w:val="0"/>
+                <w:spacing w:val="0"/>
+                <w:kern w:val="10"/>
+                <w:sz w:val="21"/>
+                <w:szCs w:val="21"/>
+              </w:rPr>
+              <w:t xml:space="preserve">高危</w:t>
+            </w:r>
+            <w:r>
+              <w:rPr>
+                <w:rFonts w:hint="eastAsia" w:ascii="宋体" w:hAnsi="宋体" w:eastAsia="宋体" w:cs="宋体"/>
+                <w:caps w:val="0"/>
+                <w:smallCaps w:val="0"/>
+                <w:spacing w:val="0"/>
+                <w:kern w:val="10"/>
+                <w:sz w:val="21"/>
+                <w:szCs w:val="21"/>
+                <w:lang w:val="en-US" w:eastAsia="zh-CN"/>
+              </w:rPr>
+              <w:t xml:space="preserve"/>
+            </w:r>
+          </w:p>
+        </w:tc>
+      </w:tr>
+      <w:tr>
+        <w:tblPrEx>
+          <w:tblBorders>
+            <w:top w:val="double" w:color="auto" w:sz="4" w:space="0"/>
+            <w:left w:val="double" w:color="auto" w:sz="4" w:space="0"/>
+            <w:bottom w:val="double" w:color="auto" w:sz="4" w:space="0"/>
+            <w:right w:val="double" w:color="auto" w:sz="4" w:space="0"/>
+            <w:insideH w:val="single" w:color="auto" w:sz="8" w:space="0"/>
+            <w:insideV w:val="single" w:color="auto" w:sz="8" w:space="0"/>
+          </w:tblBorders>
+          <w:shd w:val="clear" w:color="auto" w:fill="FFFFFF"/>
+          <w:tblCellMar>
+            <w:top w:w="0" w:type="dxa"/>
+            <w:left w:w="0" w:type="dxa"/>
+            <w:bottom w:w="0" w:type="dxa"/>
+            <w:right w:w="0" w:type="dxa"/>
+          </w:tblCellMar>
+        </w:tblPrEx>
+        <w:trPr>
+          <w:trHeight w:val="511" w:hRule="atLeast"/>
+        </w:trPr>
+        <w:tc>
+          <w:tcPr>
+            <w:tcW w:w="1689" w:type="dxa"/>
+            <w:tcBorders>
+              <w:top w:val="single" w:color="auto" w:sz="8" w:space="0"/>
+              <w:bottom w:val="single" w:color="auto" w:sz="8" w:space="0"/>
+            </w:tcBorders>
+            <w:shd w:val="clear" w:color="auto" w:fill="A6A6A6"/>
+            <w:noWrap w:val="0"/>
+            <w:vAlign w:val="center"/>
+          </w:tcPr>
+          <w:p>
+            <w:pPr>
+              <w:keepNext w:val="0"/>
+              <w:keepLines w:val="0"/>
+              <w:pageBreakBefore w:val="0"/>
+              <w:widowControl w:val="0"/>
+              <w:kinsoku/>
+              <w:wordWrap/>
+              <w:overflowPunct/>
+              <w:topLinePunct w:val="0"/>
+              <w:autoSpaceDE w:val="0"/>
+              <w:autoSpaceDN w:val="0"/>
+              <w:bidi w:val="0"/>
+              <w:adjustRightInd w:val="0"/>
+              <w:snapToGrid/>
+              <w:spacing w:before="157" w:beforeLines="50" w:after="60" w:line="312" w:lineRule="auto"/>
+              <w:ind w:firstLine="103" w:firstLineChars="49"/>
+              <w:jc w:val="center"/>
+              <w:textAlignment w:val="auto"/>
+              <w:rPr>
+                <w:rFonts w:hint="eastAsia" w:eastAsia="宋体"/>
+                <w:b/>
+                <w:caps w:val="0"/>
+                <w:smallCaps w:val="0"/>
+                <w:spacing w:val="0"/>
+                <w:kern w:val="10"/>
+                <w:lang w:val="en-US" w:eastAsia="zh-CN"/>
+              </w:rPr>
+            </w:pPr>
+            <w:r>
+              <w:rPr>
+                <w:rFonts w:hint="eastAsia" w:ascii="宋体" w:hAnsi="宋体" w:eastAsia="宋体" w:cs="宋体"/>
+                <w:b/>
+                <w:kern w:val="10"/>
+              </w:rPr>
+              <w:t>漏洞地址</w:t>
+            </w:r>
+          </w:p>
+        </w:tc>
+        <w:tc>
+          <w:tcPr>
+            <w:tcW w:w="7319" w:type="dxa"/>
+            <w:tcBorders>
+              <w:top w:val="single" w:color="auto" w:sz="8" w:space="0"/>
+              <w:bottom w:val="single" w:color="auto" w:sz="8" w:space="0"/>
+            </w:tcBorders>
+            <w:shd w:val="clear" w:color="auto" w:fill="FFFFFF"/>
+            <w:noWrap w:val="0"/>
+            <w:vAlign w:val="center"/>
+          </w:tcPr>
+          <w:p>
+            <w:pPr>
+              <w:keepNext w:val="0"/>
+              <w:keepLines w:val="0"/>
+              <w:pageBreakBefore w:val="0"/>
+              <w:widowControl w:val="0"/>
+              <w:kinsoku/>
+              <w:wordWrap/>
+              <w:overflowPunct/>
+              <w:topLinePunct w:val="0"/>
+              <w:autoSpaceDE/>
+              <w:autoSpaceDN/>
+              <w:bidi w:val="0"/>
+              <w:adjustRightInd/>
+              <w:snapToGrid/>
+              <w:spacing w:before="157" w:beforeLines="50" w:line="312" w:lineRule="auto"/>
+              <w:ind w:left="105" w:leftChars="50" w:right="105" w:rightChars="50" w:firstLine="0" w:firstLineChars="0"/>
+              <w:textAlignment w:val="auto"/>
+              <w:outlineLvl w:val="9"/>
+              <w:rPr>
+                <w:rFonts w:hint="eastAsia" w:eastAsia="宋体" w:cs="Calibri"/>
+                <w:caps w:val="0"/>
+                <w:smallCaps w:val="0"/>
+                <w:spacing w:val="0"/>
+                <w:kern w:val="10"/>
+                <w:sz w:val="20"/>
+                <w:szCs w:val="20"/>
+                <w:lang w:eastAsia="zh-CN"/>
+              </w:rPr>
+            </w:pPr>
+            <w:r>
+              <w:rPr>
+                <w:rFonts w:hint="eastAsia" w:ascii="宋体" w:hAnsi="宋体" w:eastAsia="宋体" w:cs="宋体"/>
+                <w:caps w:val="0"/>
+                <w:smallCaps w:val="0"/>
+                <w:spacing w:val="0"/>
+                <w:kern w:val="10"/>
+                <w:szCs w:val="21"/>
+                <w:lang w:val="en-US" w:eastAsia="zh-CN"/>
+              </w:rPr>
+              <w:t xml:space="preserve">http://10.52.0.245:8081/oms/druid/index.html</w:t>
+            </w:r>
+          </w:p>
+        </w:tc>
+      </w:tr>
+      <w:tr>
+        <w:tblPrEx>
+          <w:tblBorders>
+            <w:top w:val="double" w:color="auto" w:sz="4" w:space="0"/>
+            <w:left w:val="double" w:color="auto" w:sz="4" w:space="0"/>
+            <w:bottom w:val="double" w:color="auto" w:sz="4" w:space="0"/>
+            <w:right w:val="double" w:color="auto" w:sz="4" w:space="0"/>
+            <w:insideH w:val="single" w:color="auto" w:sz="8" w:space="0"/>
+            <w:insideV w:val="single" w:color="auto" w:sz="8" w:space="0"/>
+          </w:tblBorders>
+          <w:shd w:val="clear" w:color="auto" w:fill="FFFFFF"/>
+          <w:tblCellMar>
+            <w:top w:w="0" w:type="dxa"/>
+            <w:left w:w="0" w:type="dxa"/>
+            <w:bottom w:w="0" w:type="dxa"/>
+            <w:right w:w="0" w:type="dxa"/>
+          </w:tblCellMar>
+        </w:tblPrEx>
+        <w:trPr>
+          <w:trHeight w:val="555" w:hRule="atLeast"/>
+        </w:trPr>
+        <w:tc>
+          <w:tcPr>
+            <w:tcW w:w="1689" w:type="dxa"/>
+            <w:tcBorders>
+              <w:top w:val="single" w:color="auto" w:sz="8" w:space="0"/>
+              <w:bottom w:val="single" w:color="auto" w:sz="8" w:space="0"/>
+            </w:tcBorders>
+            <w:shd w:val="clear" w:color="auto" w:fill="A6A6A6"/>
+            <w:noWrap w:val="0"/>
+            <w:vAlign w:val="center"/>
+          </w:tcPr>
+          <w:p>
+            <w:pPr>
+              <w:keepNext w:val="0"/>
+              <w:keepLines w:val="0"/>
+              <w:pageBreakBefore w:val="0"/>
+              <w:widowControl w:val="0"/>
+              <w:kinsoku/>
+              <w:wordWrap/>
+              <w:overflowPunct/>
+              <w:topLinePunct w:val="0"/>
+              <w:autoSpaceDE w:val="0"/>
+              <w:autoSpaceDN w:val="0"/>
+              <w:bidi w:val="0"/>
+              <w:adjustRightInd w:val="0"/>
+              <w:snapToGrid/>
+              <w:spacing w:before="157" w:beforeLines="50" w:after="60" w:line="312" w:lineRule="auto"/>
+              <w:ind w:firstLine="103" w:firstLineChars="49"/>
+              <w:jc w:val="center"/>
+              <w:textAlignment w:val="auto"/>
+              <w:rPr>
+                <w:rFonts w:hint="eastAsia" w:eastAsia="宋体"/>
+                <w:b/>
+                <w:caps w:val="0"/>
+                <w:smallCaps w:val="0"/>
+                <w:spacing w:val="0"/>
+                <w:kern w:val="10"/>
+                <w:lang w:eastAsia="zh-CN"/>
+              </w:rPr>
+            </w:pPr>
+            <w:r>
+              <w:rPr>
+                <w:rFonts w:hint="eastAsia"/>
+                <w:b/>
+                <w:caps w:val="0"/>
+                <w:smallCaps w:val="0"/>
+                <w:spacing w:val="0"/>
+                <w:kern w:val="10"/>
+                <w:lang w:val="en-US" w:eastAsia="zh-CN"/>
+              </w:rPr>
+              <w:t>漏洞描述</w:t>
+            </w:r>
+          </w:p>
+        </w:tc>
+        <w:tc>
+          <w:tcPr>
+            <w:tcW w:w="7319" w:type="dxa"/>
+            <w:tcBorders>
+              <w:top w:val="single" w:color="auto" w:sz="8" w:space="0"/>
+              <w:bottom w:val="single" w:color="auto" w:sz="8" w:space="0"/>
+            </w:tcBorders>
+            <w:shd w:val="clear" w:color="auto" w:fill="FFFFFF"/>
+            <w:noWrap w:val="0"/>
+            <w:vAlign w:val="center"/>
+          </w:tcPr>
+          <w:p>
+            <w:pPr>
+              <w:keepNext w:val="0"/>
+              <w:keepLines w:val="0"/>
+              <w:pageBreakBefore w:val="0"/>
+              <w:widowControl w:val="0"/>
+              <w:kinsoku/>
+              <w:wordWrap/>
+              <w:overflowPunct/>
+              <w:topLinePunct w:val="0"/>
+              <w:autoSpaceDE w:val="0"/>
+              <w:autoSpaceDN w:val="0"/>
+              <w:bidi w:val="0"/>
+              <w:adjustRightInd w:val="0"/>
+              <w:snapToGrid/>
+              <w:spacing w:before="157" w:beforeLines="50" w:line="312" w:lineRule="auto"/>
+              <w:ind w:left="105" w:leftChars="50" w:right="105" w:rightChars="50" w:firstLine="0" w:firstLineChars="0"/>
+              <w:textAlignment w:val="auto"/>
+              <w:outlineLvl w:val="9"/>
+              <w:rPr>
+                <w:rFonts w:hint="default" w:eastAsia="宋体"/>
+                <w:b/>
+                <w:caps w:val="0"/>
+                <w:smallCaps w:val="0"/>
+                <w:color w:val="000000"/>
+                <w:spacing w:val="0"/>
+                <w:kern w:val="10"/>
+                <w:lang w:val="en-US" w:eastAsia="zh-CN"/>
+              </w:rPr>
+            </w:pPr>
+            <w:r>
+              <w:rPr>
+                <w:rFonts w:hint="eastAsia" w:ascii="宋体" w:hAnsi="宋体" w:eastAsia="宋体" w:cs="宋体"/>
+                <w:b w:val="0"/>
+                <w:bCs/>
+                <w:caps w:val="0"/>
+                <w:smallCaps w:val="0"/>
+                <w:color w:val="000000"/>
+                <w:spacing w:val="0"/>
+                <w:kern w:val="10"/>
+                <w:lang w:val="en-US" w:eastAsia="zh-CN"/>
+              </w:rPr>
+              <w:t xml:space="preserve">由于没有对网站敏感页面进行登录状态、访问权限的检查，导致攻击者可未授权访问，获取敏感信息及进行未授权操作。</w:t>
+            </w:r>
+          </w:p>
+        </w:tc>
+      </w:tr>
+      <w:tr>
+        <w:tblPrEx>
+          <w:tblBorders>
+            <w:top w:val="double" w:color="auto" w:sz="4" w:space="0"/>
+            <w:left w:val="double" w:color="auto" w:sz="4" w:space="0"/>
+            <w:bottom w:val="double" w:color="auto" w:sz="4" w:space="0"/>
+            <w:right w:val="double" w:color="auto" w:sz="4" w:space="0"/>
+            <w:insideH w:val="single" w:color="auto" w:sz="8" w:space="0"/>
+            <w:insideV w:val="single" w:color="auto" w:sz="8" w:space="0"/>
+          </w:tblBorders>
+          <w:shd w:val="clear" w:color="auto" w:fill="FFFFFF"/>
+          <w:tblCellMar>
+            <w:top w:w="0" w:type="dxa"/>
+            <w:left w:w="0" w:type="dxa"/>
+            <w:bottom w:w="0" w:type="dxa"/>
+            <w:right w:w="0" w:type="dxa"/>
+          </w:tblCellMar>
+        </w:tblPrEx>
+        <w:trPr>
+          <w:trHeight w:val="446" w:hRule="atLeast"/>
+        </w:trPr>
+        <w:tc>
+          <w:tcPr>
+            <w:tcW w:w="9008" w:type="dxa"/>
+            <w:gridSpan w:val="2"/>
+            <w:tcBorders>
+              <w:top w:val="single" w:color="auto" w:sz="8" w:space="0"/>
+              <w:bottom w:val="single" w:color="auto" w:sz="8" w:space="0"/>
+            </w:tcBorders>
+            <w:shd w:val="clear" w:color="auto" w:fill="A6A6A6"/>
+            <w:noWrap w:val="0"/>
+            <w:vAlign w:val="center"/>
+          </w:tcPr>
+          <w:p>
+            <w:pPr>
+              <w:keepNext w:val="0"/>
+              <w:keepLines w:val="0"/>
+              <w:pageBreakBefore w:val="0"/>
+              <w:widowControl w:val="0"/>
+              <w:kinsoku/>
+              <w:wordWrap/>
+              <w:overflowPunct/>
+              <w:topLinePunct w:val="0"/>
+              <w:autoSpaceDE w:val="0"/>
+              <w:autoSpaceDN w:val="0"/>
+              <w:bidi w:val="0"/>
+              <w:adjustRightInd w:val="0"/>
+              <w:snapToGrid/>
+              <w:spacing w:before="157" w:beforeLines="50" w:line="312" w:lineRule="auto"/>
+              <w:ind w:left="21" w:leftChars="10" w:firstLine="422" w:firstLineChars="200"/>
+              <w:textAlignment w:val="auto"/>
+              <w:outlineLvl w:val="9"/>
+              <w:rPr>
+                <w:b/>
+                <w:caps w:val="0"/>
+                <w:smallCaps w:val="0"/>
+                <w:spacing w:val="0"/>
+                <w:kern w:val="10"/>
+              </w:rPr>
+            </w:pPr>
+            <w:r>
+              <w:rPr>
+                <w:rFonts w:hint="eastAsia"/>
+                <w:b/>
+                <w:caps w:val="0"/>
+                <w:smallCaps w:val="0"/>
+                <w:spacing w:val="0"/>
+                <w:kern w:val="10"/>
+              </w:rPr>
+              <w:t xml:space="preserve">漏洞检测结果</w:t>
+            </w:r>
+          </w:p>
+        </w:tc>
+      </w:tr>
+      <w:tr>
+        <w:tblPrEx>
+          <w:tblBorders>
+            <w:top w:val="double" w:color="auto" w:sz="4" w:space="0"/>
+            <w:left w:val="double" w:color="auto" w:sz="4" w:space="0"/>
+            <w:bottom w:val="double" w:color="auto" w:sz="4" w:space="0"/>
+            <w:right w:val="double" w:color="auto" w:sz="4" w:space="0"/>
+            <w:insideH w:val="single" w:color="auto" w:sz="8" w:space="0"/>
+            <w:insideV w:val="single" w:color="auto" w:sz="8" w:space="0"/>
+          </w:tblBorders>
+          <w:shd w:val="clear" w:color="auto" w:fill="FFFFFF"/>
+          <w:tblCellMar>
+            <w:top w:w="0" w:type="dxa"/>
+            <w:left w:w="0" w:type="dxa"/>
+            <w:bottom w:w="0" w:type="dxa"/>
+            <w:right w:w="0" w:type="dxa"/>
+          </w:tblCellMar>
+        </w:tblPrEx>
+        <w:trPr>
+          <w:trHeight w:val="610" w:hRule="atLeast"/>
+        </w:trPr>
+        <w:tc>
+          <w:tcPr>
+            <w:tcW w:w="9008" w:type="dxa"/>
+            <w:gridSpan w:val="2"/>
+            <w:tcBorders>
+              <w:top w:val="single" w:color="auto" w:sz="8" w:space="0"/>
+              <w:bottom w:val="single" w:color="auto" w:sz="8" w:space="0"/>
+            </w:tcBorders>
+            <w:shd w:val="clear" w:color="auto" w:fill="FFFFFF"/>
+            <w:noWrap w:val="0"/>
+            <w:vAlign w:val="center"/>
+          </w:tcPr>
+          <w:p>
+            <w:pPr>
+              <w:keepNext w:val="0"/>
+              <w:keepLines w:val="0"/>
+              <w:pageBreakBefore w:val="0"/>
+              <w:widowControl w:val="0"/>
+              <w:numPr>
+                <w:ilvl w:val="0"/>
+                <w:numId w:val="0"/>
+              </w:numPr>
+              <w:kinsoku/>
+              <w:wordWrap/>
+              <w:overflowPunct/>
+              <w:topLinePunct w:val="0"/>
+              <w:autoSpaceDE w:val="0"/>
+              <w:autoSpaceDN w:val="0"/>
+              <w:bidi w:val="0"/>
+              <w:adjustRightInd w:val="0"/>
+              <w:snapToGrid/>
+              <w:spacing w:before="157" w:beforeLines="50" w:line="312" w:lineRule="auto"/>
+              <w:ind w:right="105" w:rightChars="50"/>
+              <w:textAlignment w:val="auto"/>
+              <w:outlineLvl w:val="9"/>
+              <w:rPr>
+                <w:rFonts w:hint="eastAsia" w:ascii="宋体" w:hAnsi="宋体" w:eastAsia="宋体" w:cs="宋体"/>
+                <w:i w:val="0"/>
+                <w:caps w:val="0"/>
+                <w:color w:val="404040"/>
+                <w:spacing w:val="0"/>
+                <w:sz w:val="24"/>
+                <w:szCs w:val="24"/>
+                <w:shd w:val="clear" w:fill="FFFFFF"/>
+              </w:rPr>
+            </w:pPr>
+            <w:r>
+              <w:rPr>
+                <w:rFonts w:hint="eastAsia" w:ascii="宋体" w:hAnsi="宋体" w:eastAsia="宋体" w:cs="宋体"/>
+                <w:caps w:val="0"/>
+                <w:smallCaps w:val="0"/>
+                <w:spacing w:val="0"/>
+                <w:kern w:val="10"/>
+                <w:sz w:val="24"/>
+                <w:szCs w:val="24"/>
+                <w:lang w:val="en-US" w:eastAsia="zh-CN"/>
+              </w:rPr>
+              <w:t xml:space="preserve">Druid监控存在未授权访问漏洞，攻击者可以在未经身份验证的情况下获取到有效身份凭证进入系统</w:t>
+            </w:r>
+          </w:p>
+          <w:p>
+            <w:pPr>
+              <w:keepNext w:val="0"/>
+              <w:keepLines w:val="0"/>
+              <w:pageBreakBefore w:val="0"/>
+              <w:widowControl w:val="0"/>
+              <w:numPr>
+                <w:ilvl w:val="0"/>
+                <w:numId w:val="0"/>
+              </w:numPr>
+              <w:kinsoku/>
+              <w:wordWrap/>
+              <w:overflowPunct/>
+              <w:topLinePunct w:val="0"/>
+              <w:autoSpaceDE w:val="0"/>
+              <w:autoSpaceDN w:val="0"/>
+              <w:bidi w:val="0"/>
+              <w:adjustRightInd w:val="0"/>
+              <w:snapToGrid/>
+              <w:spacing w:before="157" w:beforeLines="50" w:line="312" w:lineRule="auto"/>
+              <w:ind w:right="105" w:rightChars="50"/>
+              <w:textAlignment w:val="auto"/>
+              <w:outlineLvl w:val="9"/>
+              <w:rPr>
+                <w:rFonts w:hint="eastAsia" w:ascii="宋体" w:hAnsi="宋体" w:eastAsia="宋体" w:cs="宋体"/>
+                <w:i w:val="0"/>
+                <w:caps w:val="0"/>
+                <w:color w:val="404040"/>
+                <w:spacing w:val="0"/>
+                <w:sz w:val="24"/>
+                <w:szCs w:val="24"/>
+                <w:shd w:val="clear" w:fill="FFFFFF"/>
+              </w:rPr>
+            </w:pPr>
+            <w:r>
+              <w:rPr>
+                <w:rFonts w:hint="eastAsia" w:ascii="宋体" w:hAnsi="宋体" w:eastAsia="宋体" w:cs="宋体"/>
+                <w:caps w:val="0"/>
+                <w:smallCaps w:val="0"/>
+                <w:spacing w:val="0"/>
+                <w:kern w:val="10"/>
+                <w:sz w:val="24"/>
+                <w:szCs w:val="24"/>
+                <w:lang w:val="en-US" w:eastAsia="zh-CN"/>
+              </w:rPr>
+              <w:t xml:space="preserve"/>
+            </w:r>
+            <w:r>
+              <w:drawing>
+                <wp:inline xmlns:a="http://schemas.openxmlformats.org/drawingml/2006/main" xmlns:pic="http://schemas.openxmlformats.org/drawingml/2006/picture">
+                  <wp:extent cx="5760000" cy="2893880"/>
+                  <wp:docPr id="1005" name="Picture 7"/>
+                  <wp:cNvGraphicFramePr>
+                    <a:graphicFrameLocks noChangeAspect="1"/>
+                  </wp:cNvGraphicFramePr>
+                  <a:graphic>
+                    <a:graphicData uri="http://schemas.openxmlformats.org/drawingml/2006/picture">
+                      <pic:pic>
+                        <pic:nvPicPr>
+                          <pic:cNvPr id="0" name="9ece9f0ca8bbb67a33e89927cff4238c.png"/>
+                          <pic:cNvPicPr/>
+                        </pic:nvPicPr>
+                        <pic:blipFill>
+                          <a:blip r:embed="rId17"/>
+                          <a:stretch>
+                            <a:fillRect/>
+                          </a:stretch>
+                        </pic:blipFill>
+                        <pic:spPr>
+                          <a:xfrm>
+                            <a:off x="0" y="0"/>
+                            <a:ext cx="5760000" cy="2893880"/>
+                          </a:xfrm>
+                          <a:prstGeom prst="rect"/>
+                        </pic:spPr>
+                      </pic:pic>
+                    </a:graphicData>
+                  </a:graphic>
+                </wp:inline>
+              </w:drawing>
+            </w:r>
+            <w:r>
+              <w:t xml:space="preserve"/>
+            </w:r>
+          </w:p>
+          <w:p>
+            <w:pPr>
+              <w:keepNext w:val="0"/>
+              <w:keepLines w:val="0"/>
+              <w:pageBreakBefore w:val="0"/>
+              <w:widowControl w:val="0"/>
+              <w:numPr>
+                <w:ilvl w:val="0"/>
+                <w:numId w:val="0"/>
+              </w:numPr>
+              <w:kinsoku/>
+              <w:wordWrap/>
+              <w:overflowPunct/>
+              <w:topLinePunct w:val="0"/>
+              <w:autoSpaceDE w:val="0"/>
+              <w:autoSpaceDN w:val="0"/>
+              <w:bidi w:val="0"/>
+              <w:adjustRightInd w:val="0"/>
+              <w:snapToGrid/>
+              <w:spacing w:before="157" w:beforeLines="50" w:line="312" w:lineRule="auto"/>
+              <w:ind w:right="105" w:rightChars="50"/>
+              <w:textAlignment w:val="auto"/>
+              <w:outlineLvl w:val="9"/>
+              <w:rPr>
+                <w:rFonts w:hint="eastAsia" w:ascii="宋体" w:hAnsi="宋体" w:eastAsia="宋体" w:cs="宋体"/>
+                <w:i w:val="0"/>
+                <w:caps w:val="0"/>
+                <w:color w:val="404040"/>
+                <w:spacing w:val="0"/>
+                <w:sz w:val="24"/>
+                <w:szCs w:val="24"/>
+                <w:shd w:val="clear" w:fill="FFFFFF"/>
+              </w:rPr>
+            </w:pPr>
+            <w:r>
+              <w:rPr>
+                <w:rFonts w:hint="eastAsia" w:ascii="宋体" w:hAnsi="宋体" w:eastAsia="宋体" w:cs="宋体"/>
+                <w:caps w:val="0"/>
+                <w:smallCaps w:val="0"/>
+                <w:spacing w:val="0"/>
+                <w:kern w:val="10"/>
+                <w:sz w:val="24"/>
+                <w:szCs w:val="24"/>
+                <w:lang w:val="en-US" w:eastAsia="zh-CN"/>
+              </w:rPr>
+              <w:t xml:space="preserve"/>
+            </w:r>
+            <w:r>
+              <w:drawing>
+                <wp:inline xmlns:a="http://schemas.openxmlformats.org/drawingml/2006/main" xmlns:pic="http://schemas.openxmlformats.org/drawingml/2006/picture">
+                  <wp:extent cx="5760000" cy="4254072"/>
+                  <wp:docPr id="1006" name="Picture 7"/>
+                  <wp:cNvGraphicFramePr>
+                    <a:graphicFrameLocks noChangeAspect="1"/>
+                  </wp:cNvGraphicFramePr>
+                  <a:graphic>
+                    <a:graphicData uri="http://schemas.openxmlformats.org/drawingml/2006/picture">
+                      <pic:pic>
+                        <pic:nvPicPr>
+                          <pic:cNvPr id="0" name="4c7af426d223591034ff5e44c801ae47.png"/>
+                          <pic:cNvPicPr/>
+                        </pic:nvPicPr>
+                        <pic:blipFill>
+                          <a:blip r:embed="rId18"/>
+                          <a:stretch>
+                            <a:fillRect/>
+                          </a:stretch>
+                        </pic:blipFill>
+                        <pic:spPr>
+                          <a:xfrm>
+                            <a:off x="0" y="0"/>
+                            <a:ext cx="5760000" cy="4254072"/>
+                          </a:xfrm>
+                          <a:prstGeom prst="rect"/>
+                        </pic:spPr>
+                      </pic:pic>
+                    </a:graphicData>
+                  </a:graphic>
+                </wp:inline>
+              </w:drawing>
+            </w:r>
+            <w:r>
               <w:t xml:space="preserve"/>
             </w:r>
           </w:p>

--- a/.playwright-mcp/贵州高速渗透测试安全测试报告2026-03-20.docx
+++ b/.playwright-mcp/贵州高速渗透测试安全测试报告2026-03-20.docx
@@ -1793,7 +1793,7 @@
           <w:szCs w:val="24"/>
           <w:lang w:val="en-US" w:eastAsia="zh-CN"/>
         </w:rPr>
-        <w:t xml:space="preserve">1</w:t>
+        <w:t xml:space="preserve">2</w:t>
       </w:r>
       <w:r>
         <w:rPr>
@@ -1835,7 +1835,7 @@
           <w:shd w:val="clear" w:color="auto" w:fill="auto"/>
           <w:lang w:val="en-US" w:eastAsia="zh-CN"/>
         </w:rPr>
-        <w:t xml:space="preserve">未授权的访问/权限绕过</w:t>
+        <w:t xml:space="preserve">未授权的访问/权限绕过,设计缺陷/逻辑错误</w:t>
       </w:r>
       <w:r>
         <w:rPr>
@@ -2397,6 +2397,162 @@
                 <w:lang w:val="en-US" w:eastAsia="zh-CN"/>
               </w:rPr>
               <w:t xml:space="preserve">未授权的访问/权限绕过</w:t>
+            </w:r>
+          </w:p>
+        </w:tc>
+      </w:tr>
+    </w:tbl>
+    <w:tbl>
+      <w:tblPr>
+        <w:tblStyle w:val="13"/>
+        <w:tblW w:w="8949" w:type="dxa"/>
+        <w:jc w:val="center"/>
+        <w:tblBorders>
+          <w:top w:val="single" w:color="auto" w:sz="4" w:space="0"/>
+          <w:left w:val="single" w:color="auto" w:sz="4" w:space="0"/>
+          <w:bottom w:val="single" w:color="auto" w:sz="4" w:space="0"/>
+          <w:right w:val="single" w:color="auto" w:sz="4" w:space="0"/>
+          <w:insideH w:val="single" w:color="auto" w:sz="4" w:space="0"/>
+          <w:insideV w:val="single" w:color="auto" w:sz="4" w:space="0"/>
+        </w:tblBorders>
+        <w:tblLayout w:type="fixed"/>
+        <w:tblCellMar>
+          <w:top w:w="0" w:type="dxa"/>
+          <w:left w:w="108" w:type="dxa"/>
+          <w:bottom w:w="0" w:type="dxa"/>
+          <w:right w:w="108" w:type="dxa"/>
+        </w:tblCellMar>
+      </w:tblPr>
+      <w:tblGrid>
+        <w:gridCol w:w="1056"/>
+        <w:gridCol w:w="5892"/>
+        <w:gridCol w:w="2001"/>
+      </w:tblGrid>
+      <w:tr>
+        <w:tblPrEx>
+          <w:tblBorders>
+            <w:top w:val="single" w:color="auto" w:sz="4" w:space="0"/>
+            <w:left w:val="single" w:color="auto" w:sz="4" w:space="0"/>
+            <w:bottom w:val="single" w:color="auto" w:sz="4" w:space="0"/>
+            <w:right w:val="single" w:color="auto" w:sz="4" w:space="0"/>
+            <w:insideH w:val="single" w:color="auto" w:sz="4" w:space="0"/>
+            <w:insideV w:val="single" w:color="auto" w:sz="4" w:space="0"/>
+          </w:tblBorders>
+          <w:tblCellMar>
+            <w:top w:w="0" w:type="dxa"/>
+            <w:left w:w="108" w:type="dxa"/>
+            <w:bottom w:w="0" w:type="dxa"/>
+            <w:right w:w="108" w:type="dxa"/>
+          </w:tblCellMar>
+        </w:tblPrEx>
+        <w:trPr>
+          <w:trHeight w:val="471" w:hRule="atLeast"/>
+          <w:jc w:val="center"/>
+        </w:trPr>
+        <w:tc>
+          <w:tcPr>
+            <w:tcW w:w="1056" w:type="dxa"/>
+            <w:vAlign w:val="center"/>
+          </w:tcPr>
+          <w:p>
+            <w:pPr>
+              <w:spacing w:after="240" w:afterLines="100" w:line="240" w:lineRule="auto"/>
+              <w:jc w:val="center"/>
+              <w:rPr>
+                <w:rFonts w:hint="eastAsia" w:ascii="宋体" w:hAnsi="宋体" w:eastAsia="宋体" w:cs="宋体"/>
+                <w:b w:val="0"/>
+                <w:bCs w:val="0"/>
+                <w:sz w:val="21"/>
+                <w:szCs w:val="21"/>
+                <w:vertAlign w:val="baseline"/>
+                <w:lang w:val="en-US" w:eastAsia="zh-CN"/>
+              </w:rPr>
+            </w:pPr>
+            <w:r>
+              <w:rPr>
+                <w:rFonts w:hint="eastAsia" w:ascii="宋体" w:hAnsi="宋体" w:cs="宋体"/>
+                <w:b w:val="0"/>
+                <w:bCs w:val="0"/>
+                <w:sz w:val="21"/>
+                <w:szCs w:val="21"/>
+                <w:lang w:val="en-US" w:eastAsia="zh-CN"/>
+              </w:rPr>
+              <w:t xml:space="preserve">3</w:t>
+            </w:r>
+          </w:p>
+        </w:tc>
+        <w:tc>
+          <w:tcPr>
+            <w:tcW w:w="5892" w:type="dxa"/>
+            <w:vAlign w:val="center"/>
+          </w:tcPr>
+          <w:p>
+            <w:pPr>
+              <w:spacing w:after="240" w:afterLines="100" w:line="240" w:lineRule="auto"/>
+              <w:jc w:val="left"/>
+              <w:rPr>
+                <w:rFonts w:hint="default" w:ascii="宋体" w:hAnsi="宋体" w:eastAsia="宋体" w:cs="宋体"/>
+                <w:b w:val="0"/>
+                <w:bCs w:val="0"/>
+                <w:sz w:val="21"/>
+                <w:szCs w:val="21"/>
+                <w:vertAlign w:val="baseline"/>
+                <w:lang w:val="en-US" w:eastAsia="zh-CN"/>
+              </w:rPr>
+            </w:pPr>
+            <w:r>
+              <w:rPr>
+                <w:rFonts w:hint="eastAsia" w:ascii="宋体" w:hAnsi="宋体" w:cs="宋体"/>
+                <w:b w:val="0"/>
+                <w:bCs w:val="0"/>
+                <w:sz w:val="20"/>
+                <w:lang w:val="en-US" w:eastAsia="zh-CN"/>
+              </w:rPr>
+              <w:t xml:space="preserve">http://192.168.100.52:8080</w:t>
+              <w:br/>
+              <w:t xml:space="preserve">http://192.168.100.35:8080</w:t>
+              <w:br/>
+              <w:t xml:space="preserve">http://192.168.100.219:8080</w:t>
+              <w:br/>
+              <w:t xml:space="preserve">http://192.168.100.24:8080</w:t>
+              <w:br/>
+              <w:t xml:space="preserve">http://192.168.100.24:9090</w:t>
+              <w:br/>
+              <w:t xml:space="preserve">http://192.168.100.24:9091</w:t>
+              <w:br/>
+              <w:t xml:space="preserve">http://192.168.100.52:8080</w:t>
+            </w:r>
+          </w:p>
+        </w:tc>
+        <w:tc>
+          <w:tcPr>
+            <w:tcW w:w="2001" w:type="dxa"/>
+            <w:vAlign w:val="center"/>
+          </w:tcPr>
+          <w:p>
+            <w:pPr>
+              <w:spacing w:after="240" w:afterLines="100" w:line="240" w:lineRule="auto"/>
+              <w:jc w:val="center"/>
+              <w:rPr>
+                <w:rFonts w:hint="default" w:ascii="宋体" w:hAnsi="宋体" w:eastAsia="宋体" w:cs="宋体"/>
+                <w:b w:val="0"/>
+                <w:bCs w:val="0"/>
+                <w:sz w:val="21"/>
+                <w:szCs w:val="21"/>
+                <w:vertAlign w:val="baseline"/>
+                <w:lang w:val="en-US" w:eastAsia="zh-CN"/>
+              </w:rPr>
+            </w:pPr>
+            <w:r>
+              <w:rPr>
+                <w:rFonts w:hint="eastAsia" w:ascii="宋体" w:hAnsi="宋体" w:cs="宋体"/>
+                <w:b w:val="0"/>
+                <w:bCs w:val="0"/>
+                <w:sz w:val="21"/>
+                <w:szCs w:val="21"/>
+                <w:lang w:val="en-US" w:eastAsia="zh-CN"/>
+              </w:rPr>
+              <w:t xml:space="preserve">设计缺陷/逻辑错误</w:t>
             </w:r>
           </w:p>
         </w:tc>
@@ -4692,6 +4848,2470 @@
               <w:t xml:space="preserve">[1]页面进行严格的访问权限的控制以及对访问角色进行权限检查；</w:t>
               <w:br/>
               <w:t xml:space="preserve">[2]可以使用session对用户的身份进行判断和控制。</w:t>
+            </w:r>
+          </w:p>
+        </w:tc>
+      </w:tr>
+    </w:tbl>
+    <w:p>
+      <w:pPr>
+        <w:rPr>
+          <w:rFonts w:hint="eastAsia"/>
+          <w:lang w:val="en-US" w:eastAsia="zh-CN"/>
+        </w:rPr>
+      </w:pPr>
+    </w:p>
+    <w:p>
+      <w:pPr>
+        <w:pStyle w:val="4"/>
+        <w:bidi w:val="0"/>
+        <w:rPr>
+          <w:rFonts w:hint="default"/>
+          <w:sz w:val="28"/>
+          <w:szCs w:val="28"/>
+          <w:lang w:val="en-US"/>
+        </w:rPr>
+      </w:pPr>
+      <w:r>
+        <w:rPr>
+          <w:rFonts w:hint="eastAsia" w:ascii="宋体" w:hAnsi="宋体" w:eastAsia="宋体" w:cs="宋体"/>
+          <w:sz w:val="28"/>
+          <w:szCs w:val="28"/>
+          <w:lang w:val="en-US" w:eastAsia="zh-CN"/>
+        </w:rPr>
+        <w:t xml:space="preserve">2.1.3 用户名枚举</w:t>
+      </w:r>
+      <w:r>
+        <w:rPr>
+          <w:rFonts w:hint="eastAsia" w:ascii="宋体" w:hAnsi="宋体" w:cs="宋体"/>
+          <w:sz w:val="28"/>
+          <w:szCs w:val="28"/>
+          <w:lang w:val="en-US" w:eastAsia="zh-CN"/>
+        </w:rPr>
+        <w:t xml:space="preserve"/>
+      </w:r>
+    </w:p>
+    <w:tbl>
+      <w:tblPr>
+        <w:tblStyle w:val="12"/>
+        <w:tblW w:w="9008" w:type="dxa"/>
+        <w:tblInd w:w="0" w:type="dxa"/>
+        <w:tblBorders>
+          <w:top w:val="double" w:color="auto" w:sz="4" w:space="0"/>
+          <w:left w:val="double" w:color="auto" w:sz="4" w:space="0"/>
+          <w:bottom w:val="double" w:color="auto" w:sz="4" w:space="0"/>
+          <w:right w:val="double" w:color="auto" w:sz="4" w:space="0"/>
+          <w:insideH w:val="single" w:color="auto" w:sz="8" w:space="0"/>
+          <w:insideV w:val="single" w:color="auto" w:sz="8" w:space="0"/>
+        </w:tblBorders>
+        <w:shd w:val="clear" w:color="auto" w:fill="FFFFFF"/>
+        <w:tblLayout w:type="fixed"/>
+        <w:tblCellMar>
+          <w:top w:w="0" w:type="dxa"/>
+          <w:left w:w="0" w:type="dxa"/>
+          <w:bottom w:w="0" w:type="dxa"/>
+          <w:right w:w="0" w:type="dxa"/>
+        </w:tblCellMar>
+      </w:tblPr>
+      <w:tblGrid>
+        <w:gridCol w:w="1689"/>
+        <w:gridCol w:w="7319"/>
+      </w:tblGrid>
+      <w:tr>
+        <w:tblPrEx>
+          <w:tblBorders>
+            <w:top w:val="double" w:color="auto" w:sz="4" w:space="0"/>
+            <w:left w:val="double" w:color="auto" w:sz="4" w:space="0"/>
+            <w:bottom w:val="double" w:color="auto" w:sz="4" w:space="0"/>
+            <w:right w:val="double" w:color="auto" w:sz="4" w:space="0"/>
+            <w:insideH w:val="single" w:color="auto" w:sz="8" w:space="0"/>
+            <w:insideV w:val="single" w:color="auto" w:sz="8" w:space="0"/>
+          </w:tblBorders>
+          <w:tblCellMar>
+            <w:top w:w="0" w:type="dxa"/>
+            <w:left w:w="0" w:type="dxa"/>
+            <w:bottom w:w="0" w:type="dxa"/>
+            <w:right w:w="0" w:type="dxa"/>
+          </w:tblCellMar>
+        </w:tblPrEx>
+        <w:trPr>
+          <w:trHeight w:val="498" w:hRule="atLeast"/>
+        </w:trPr>
+        <w:tc>
+          <w:tcPr>
+            <w:tcW w:w="1689" w:type="dxa"/>
+            <w:tcBorders>
+              <w:top w:val="double" w:color="auto" w:sz="4" w:space="0"/>
+              <w:bottom w:val="single" w:color="auto" w:sz="8" w:space="0"/>
+            </w:tcBorders>
+            <w:shd w:val="clear" w:color="auto" w:fill="A6A6A6"/>
+            <w:noWrap w:val="0"/>
+            <w:vAlign w:val="center"/>
+          </w:tcPr>
+          <w:p>
+            <w:pPr>
+              <w:keepNext w:val="0"/>
+              <w:keepLines w:val="0"/>
+              <w:pageBreakBefore w:val="0"/>
+              <w:widowControl w:val="0"/>
+              <w:kinsoku/>
+              <w:wordWrap/>
+              <w:overflowPunct/>
+              <w:topLinePunct w:val="0"/>
+              <w:autoSpaceDE w:val="0"/>
+              <w:autoSpaceDN w:val="0"/>
+              <w:bidi w:val="0"/>
+              <w:adjustRightInd w:val="0"/>
+              <w:snapToGrid/>
+              <w:spacing w:before="157" w:beforeLines="50" w:after="60" w:line="312" w:lineRule="auto"/>
+              <w:ind w:firstLine="103" w:firstLineChars="49"/>
+              <w:jc w:val="center"/>
+              <w:textAlignment w:val="auto"/>
+              <w:rPr>
+                <w:b/>
+                <w:caps w:val="0"/>
+                <w:smallCaps w:val="0"/>
+                <w:spacing w:val="0"/>
+                <w:kern w:val="10"/>
+              </w:rPr>
+            </w:pPr>
+            <w:r>
+              <w:rPr>
+                <w:rFonts w:hint="eastAsia"/>
+                <w:b/>
+                <w:caps w:val="0"/>
+                <w:smallCaps w:val="0"/>
+                <w:spacing w:val="0"/>
+                <w:kern w:val="10"/>
+              </w:rPr>
+              <w:t>漏洞名称</w:t>
+            </w:r>
+          </w:p>
+        </w:tc>
+        <w:tc>
+          <w:tcPr>
+            <w:tcW w:w="7319" w:type="dxa"/>
+            <w:tcBorders>
+              <w:top w:val="double" w:color="auto" w:sz="4" w:space="0"/>
+              <w:bottom w:val="single" w:color="auto" w:sz="8" w:space="0"/>
+            </w:tcBorders>
+            <w:shd w:val="clear" w:color="auto" w:fill="FFFFFF"/>
+            <w:noWrap w:val="0"/>
+            <w:vAlign w:val="center"/>
+          </w:tcPr>
+          <w:p>
+            <w:pPr>
+              <w:pStyle w:val="11"/>
+              <w:keepNext w:val="0"/>
+              <w:keepLines w:val="0"/>
+              <w:widowControl/>
+              <w:suppressLineNumbers w:val="0"/>
+              <w:rPr>
+                <w:rFonts w:hint="default" w:eastAsia="宋体"/>
+                <w:caps w:val="0"/>
+                <w:smallCaps w:val="0"/>
+                <w:spacing w:val="0"/>
+                <w:kern w:val="10"/>
+                <w:szCs w:val="21"/>
+                <w:lang w:val="en-US" w:eastAsia="zh-CN"/>
+              </w:rPr>
+            </w:pPr>
+            <w:r>
+              <w:rPr>
+                <w:rFonts w:hint="eastAsia"/>
+                <w:caps w:val="0"/>
+                <w:smallCaps w:val="0"/>
+                <w:spacing w:val="0"/>
+                <w:kern w:val="10"/>
+                <w:sz w:val="21"/>
+                <w:szCs w:val="21"/>
+                <w:lang w:val="en-US" w:eastAsia="zh-CN"/>
+              </w:rPr>
+              <w:t xml:space="preserve">用户名枚举</w:t>
+            </w:r>
+          </w:p>
+        </w:tc>
+      </w:tr>
+      <w:tr>
+        <w:tblPrEx>
+          <w:tblBorders>
+            <w:top w:val="double" w:color="auto" w:sz="4" w:space="0"/>
+            <w:left w:val="double" w:color="auto" w:sz="4" w:space="0"/>
+            <w:bottom w:val="double" w:color="auto" w:sz="4" w:space="0"/>
+            <w:right w:val="double" w:color="auto" w:sz="4" w:space="0"/>
+            <w:insideH w:val="single" w:color="auto" w:sz="8" w:space="0"/>
+            <w:insideV w:val="single" w:color="auto" w:sz="8" w:space="0"/>
+          </w:tblBorders>
+          <w:shd w:val="clear" w:color="auto" w:fill="FFFFFF"/>
+          <w:tblCellMar>
+            <w:top w:w="0" w:type="dxa"/>
+            <w:left w:w="0" w:type="dxa"/>
+            <w:bottom w:w="0" w:type="dxa"/>
+            <w:right w:w="0" w:type="dxa"/>
+          </w:tblCellMar>
+        </w:tblPrEx>
+        <w:trPr>
+          <w:trHeight w:val="712" w:hRule="atLeast"/>
+        </w:trPr>
+        <w:tc>
+          <w:tcPr>
+            <w:tcW w:w="1689" w:type="dxa"/>
+            <w:tcBorders>
+              <w:top w:val="single" w:color="auto" w:sz="8" w:space="0"/>
+              <w:bottom w:val="single" w:color="auto" w:sz="8" w:space="0"/>
+            </w:tcBorders>
+            <w:shd w:val="clear" w:color="auto" w:fill="A6A6A6"/>
+            <w:noWrap w:val="0"/>
+            <w:vAlign w:val="center"/>
+          </w:tcPr>
+          <w:p>
+            <w:pPr>
+              <w:keepNext w:val="0"/>
+              <w:keepLines w:val="0"/>
+              <w:pageBreakBefore w:val="0"/>
+              <w:widowControl w:val="0"/>
+              <w:kinsoku/>
+              <w:wordWrap/>
+              <w:overflowPunct/>
+              <w:topLinePunct w:val="0"/>
+              <w:autoSpaceDE w:val="0"/>
+              <w:autoSpaceDN w:val="0"/>
+              <w:bidi w:val="0"/>
+              <w:adjustRightInd w:val="0"/>
+              <w:snapToGrid/>
+              <w:spacing w:before="157" w:beforeLines="50" w:after="60" w:line="312" w:lineRule="auto"/>
+              <w:ind w:firstLine="103" w:firstLineChars="49"/>
+              <w:jc w:val="center"/>
+              <w:textAlignment w:val="auto"/>
+              <w:rPr>
+                <w:b/>
+                <w:caps w:val="0"/>
+                <w:smallCaps w:val="0"/>
+                <w:spacing w:val="0"/>
+                <w:kern w:val="10"/>
+              </w:rPr>
+            </w:pPr>
+            <w:r>
+              <w:rPr>
+                <w:rFonts w:hint="eastAsia"/>
+                <w:b/>
+                <w:caps w:val="0"/>
+                <w:smallCaps w:val="0"/>
+                <w:spacing w:val="0"/>
+                <w:kern w:val="10"/>
+              </w:rPr>
+              <w:t xml:space="preserve">漏洞等级</w:t>
+            </w:r>
+          </w:p>
+        </w:tc>
+        <w:tc>
+          <w:tcPr>
+            <w:tcW w:w="7319" w:type="dxa"/>
+            <w:tcBorders>
+              <w:top w:val="single" w:color="auto" w:sz="8" w:space="0"/>
+              <w:bottom w:val="single" w:color="auto" w:sz="8" w:space="0"/>
+            </w:tcBorders>
+            <w:shd w:val="clear" w:color="auto" w:fill="FFFFFF"/>
+            <w:noWrap w:val="0"/>
+            <w:vAlign w:val="center"/>
+          </w:tcPr>
+          <w:p>
+            <w:pPr>
+              <w:keepNext w:val="0"/>
+              <w:keepLines w:val="0"/>
+              <w:pageBreakBefore w:val="0"/>
+              <w:widowControl w:val="0"/>
+              <w:kinsoku/>
+              <w:wordWrap/>
+              <w:overflowPunct/>
+              <w:topLinePunct w:val="0"/>
+              <w:autoSpaceDE w:val="0"/>
+              <w:autoSpaceDN w:val="0"/>
+              <w:bidi w:val="0"/>
+              <w:adjustRightInd w:val="0"/>
+              <w:snapToGrid/>
+              <w:spacing w:before="157" w:beforeLines="50" w:line="312" w:lineRule="auto"/>
+              <w:ind w:left="105" w:leftChars="50" w:right="105" w:rightChars="50" w:firstLine="0" w:firstLineChars="0"/>
+              <w:textAlignment w:val="auto"/>
+              <w:outlineLvl w:val="9"/>
+              <w:rPr>
+                <w:rFonts w:hint="default" w:eastAsia="宋体"/>
+                <w:caps w:val="0"/>
+                <w:smallCaps w:val="0"/>
+                <w:spacing w:val="0"/>
+                <w:kern w:val="10"/>
+                <w:szCs w:val="21"/>
+                <w:lang w:val="en-US" w:eastAsia="zh-CN"/>
+              </w:rPr>
+            </w:pPr>
+            <w:r>
+              <w:rPr>
+                <w:rFonts w:hint="eastAsia" w:ascii="宋体" w:hAnsi="宋体" w:eastAsia="宋体" w:cs="宋体"/>
+                <w:caps w:val="0"/>
+                <w:smallCaps w:val="0"/>
+                <w:spacing w:val="0"/>
+                <w:kern w:val="10"/>
+                <w:sz w:val="21"/>
+                <w:szCs w:val="21"/>
+                <w:lang w:val="en-US" w:eastAsia="zh-CN"/>
+              </w:rPr>
+              <w:t xml:space="preserve"/>
+            </w:r>
+            <w:r>
+              <w:rPr>
+                <w:rFonts w:hint="eastAsia" w:ascii="宋体" w:hAnsi="宋体" w:eastAsia="宋体" w:cs="宋体"/>
+                <w:caps w:val="0"/>
+                <w:smallCaps w:val="0"/>
+                <w:spacing w:val="0"/>
+                <w:kern w:val="10"/>
+                <w:sz w:val="21"/>
+                <w:szCs w:val="21"/>
+              </w:rPr>
+              <w:drawing>
+                <wp:inline distT="0" distB="0" distL="114300" distR="114300">
+                  <wp:extent cx="222885" cy="222885"/>
+                  <wp:effectExtent l="0" t="0" r="5715" b="5715"/>
+                  <wp:docPr id="1007" name="图片 3" descr="C:\Users\Administrator\Documents\Tencent Files\1057878607\Image\C2C\Image1\$9GO{YN{UIF(B2QBU[G2XZ6.jpg"/>
+                  <wp:cNvGraphicFramePr>
+                    <a:graphicFrameLocks xmlns:a="http://schemas.openxmlformats.org/drawingml/2006/main" noChangeAspect="1"/>
+                  </wp:cNvGraphicFramePr>
+                  <a:graphic xmlns:a="http://schemas.openxmlformats.org/drawingml/2006/main">
+                    <a:graphicData uri="http://schemas.openxmlformats.org/drawingml/2006/picture">
+                      <pic:pic xmlns:pic="http://schemas.openxmlformats.org/drawingml/2006/picture">
+                        <pic:nvPicPr>
+                          <pic:cNvPr id="4" name="图片 3" descr="C:\Users\Administrator\Documents\Tencent Files\1057878607\Image\C2C\Image1\$9GO{YN{UIF(B2QBU[G2XZ6.jpg"/>
+                          <pic:cNvPicPr>
+                            <a:picLocks noChangeAspect="1"/>
+                          </pic:cNvPicPr>
+                        </pic:nvPicPr>
+                        <pic:blipFill>
+                          <a:blip r:embed="rId13"/>
+                          <a:stretch>
+                            <a:fillRect/>
+                          </a:stretch>
+                        </pic:blipFill>
+                        <pic:spPr>
+                          <a:xfrm>
+                            <a:off x="0" y="0"/>
+                            <a:ext cx="222885" cy="222885"/>
+                          </a:xfrm>
+                          <a:prstGeom prst="rect">
+                            <a:avLst/>
+                          </a:prstGeom>
+                          <a:noFill/>
+                          <a:ln>
+                            <a:noFill/>
+                          </a:ln>
+                        </pic:spPr>
+                      </pic:pic>
+                    </a:graphicData>
+                  </a:graphic>
+                </wp:inline>
+              </w:drawing>
+            </w:r>
+            <w:r>
+              <w:rPr>
+                <w:rFonts w:hint="eastAsia" w:ascii="宋体" w:hAnsi="宋体" w:eastAsia="宋体" w:cs="宋体"/>
+                <w:caps w:val="0"/>
+                <w:smallCaps w:val="0"/>
+                <w:spacing w:val="0"/>
+                <w:kern w:val="10"/>
+                <w:sz w:val="21"/>
+                <w:szCs w:val="21"/>
+              </w:rPr>
+              <w:t>低危</w:t>
+            </w:r>
+            <w:r>
+              <w:rPr>
+                <w:rFonts w:hint="eastAsia" w:ascii="宋体" w:hAnsi="宋体" w:eastAsia="宋体" w:cs="宋体"/>
+                <w:caps w:val="0"/>
+                <w:smallCaps w:val="0"/>
+                <w:spacing w:val="0"/>
+                <w:kern w:val="10"/>
+                <w:sz w:val="21"/>
+                <w:szCs w:val="21"/>
+                <w:lang w:val="en-US" w:eastAsia="zh-CN"/>
+              </w:rPr>
+              <w:t xml:space="preserve"/>
+            </w:r>
+          </w:p>
+        </w:tc>
+      </w:tr>
+      <w:tr>
+        <w:tblPrEx>
+          <w:tblBorders>
+            <w:top w:val="double" w:color="auto" w:sz="4" w:space="0"/>
+            <w:left w:val="double" w:color="auto" w:sz="4" w:space="0"/>
+            <w:bottom w:val="double" w:color="auto" w:sz="4" w:space="0"/>
+            <w:right w:val="double" w:color="auto" w:sz="4" w:space="0"/>
+            <w:insideH w:val="single" w:color="auto" w:sz="8" w:space="0"/>
+            <w:insideV w:val="single" w:color="auto" w:sz="8" w:space="0"/>
+          </w:tblBorders>
+          <w:shd w:val="clear" w:color="auto" w:fill="FFFFFF"/>
+          <w:tblCellMar>
+            <w:top w:w="0" w:type="dxa"/>
+            <w:left w:w="0" w:type="dxa"/>
+            <w:bottom w:w="0" w:type="dxa"/>
+            <w:right w:w="0" w:type="dxa"/>
+          </w:tblCellMar>
+        </w:tblPrEx>
+        <w:trPr>
+          <w:trHeight w:val="511" w:hRule="atLeast"/>
+        </w:trPr>
+        <w:tc>
+          <w:tcPr>
+            <w:tcW w:w="1689" w:type="dxa"/>
+            <w:tcBorders>
+              <w:top w:val="single" w:color="auto" w:sz="8" w:space="0"/>
+              <w:bottom w:val="single" w:color="auto" w:sz="8" w:space="0"/>
+            </w:tcBorders>
+            <w:shd w:val="clear" w:color="auto" w:fill="A6A6A6"/>
+            <w:noWrap w:val="0"/>
+            <w:vAlign w:val="center"/>
+          </w:tcPr>
+          <w:p>
+            <w:pPr>
+              <w:keepNext w:val="0"/>
+              <w:keepLines w:val="0"/>
+              <w:pageBreakBefore w:val="0"/>
+              <w:widowControl w:val="0"/>
+              <w:kinsoku/>
+              <w:wordWrap/>
+              <w:overflowPunct/>
+              <w:topLinePunct w:val="0"/>
+              <w:autoSpaceDE w:val="0"/>
+              <w:autoSpaceDN w:val="0"/>
+              <w:bidi w:val="0"/>
+              <w:adjustRightInd w:val="0"/>
+              <w:snapToGrid/>
+              <w:spacing w:before="157" w:beforeLines="50" w:after="60" w:line="312" w:lineRule="auto"/>
+              <w:ind w:firstLine="103" w:firstLineChars="49"/>
+              <w:jc w:val="center"/>
+              <w:textAlignment w:val="auto"/>
+              <w:rPr>
+                <w:rFonts w:hint="eastAsia" w:eastAsia="宋体"/>
+                <w:b/>
+                <w:caps w:val="0"/>
+                <w:smallCaps w:val="0"/>
+                <w:spacing w:val="0"/>
+                <w:kern w:val="10"/>
+                <w:lang w:val="en-US" w:eastAsia="zh-CN"/>
+              </w:rPr>
+            </w:pPr>
+            <w:r>
+              <w:rPr>
+                <w:rFonts w:hint="eastAsia" w:ascii="宋体" w:hAnsi="宋体" w:eastAsia="宋体" w:cs="宋体"/>
+                <w:b/>
+                <w:kern w:val="10"/>
+              </w:rPr>
+              <w:t>漏洞地址</w:t>
+            </w:r>
+          </w:p>
+        </w:tc>
+        <w:tc>
+          <w:tcPr>
+            <w:tcW w:w="7319" w:type="dxa"/>
+            <w:tcBorders>
+              <w:top w:val="single" w:color="auto" w:sz="8" w:space="0"/>
+              <w:bottom w:val="single" w:color="auto" w:sz="8" w:space="0"/>
+            </w:tcBorders>
+            <w:shd w:val="clear" w:color="auto" w:fill="FFFFFF"/>
+            <w:noWrap w:val="0"/>
+            <w:vAlign w:val="center"/>
+          </w:tcPr>
+          <w:p>
+            <w:pPr>
+              <w:keepNext w:val="0"/>
+              <w:keepLines w:val="0"/>
+              <w:pageBreakBefore w:val="0"/>
+              <w:widowControl w:val="0"/>
+              <w:kinsoku/>
+              <w:wordWrap/>
+              <w:overflowPunct/>
+              <w:topLinePunct w:val="0"/>
+              <w:autoSpaceDE/>
+              <w:autoSpaceDN/>
+              <w:bidi w:val="0"/>
+              <w:adjustRightInd/>
+              <w:snapToGrid/>
+              <w:spacing w:before="157" w:beforeLines="50" w:line="312" w:lineRule="auto"/>
+              <w:ind w:left="105" w:leftChars="50" w:right="105" w:rightChars="50" w:firstLine="0" w:firstLineChars="0"/>
+              <w:textAlignment w:val="auto"/>
+              <w:outlineLvl w:val="9"/>
+              <w:rPr>
+                <w:rFonts w:hint="eastAsia" w:eastAsia="宋体" w:cs="Calibri"/>
+                <w:caps w:val="0"/>
+                <w:smallCaps w:val="0"/>
+                <w:spacing w:val="0"/>
+                <w:kern w:val="10"/>
+                <w:sz w:val="20"/>
+                <w:szCs w:val="20"/>
+                <w:lang w:eastAsia="zh-CN"/>
+              </w:rPr>
+            </w:pPr>
+            <w:r>
+              <w:rPr>
+                <w:rFonts w:hint="eastAsia" w:ascii="宋体" w:hAnsi="宋体" w:eastAsia="宋体" w:cs="宋体"/>
+                <w:caps w:val="0"/>
+                <w:smallCaps w:val="0"/>
+                <w:spacing w:val="0"/>
+                <w:kern w:val="10"/>
+                <w:szCs w:val="21"/>
+                <w:lang w:val="en-US" w:eastAsia="zh-CN"/>
+              </w:rPr>
+              <w:t xml:space="preserve">http://192.168.100.52:8080</w:t>
+              <w:br/>
+              <w:t xml:space="preserve">http://192.168.100.35:8080</w:t>
+              <w:br/>
+              <w:t xml:space="preserve">http://192.168.100.219:8080</w:t>
+              <w:br/>
+              <w:t xml:space="preserve">http://192.168.100.24:8080</w:t>
+              <w:br/>
+              <w:t xml:space="preserve">http://192.168.100.24:9090</w:t>
+              <w:br/>
+              <w:t xml:space="preserve">http://192.168.100.24:9091</w:t>
+              <w:br/>
+              <w:t xml:space="preserve">http://192.168.100.52:8080</w:t>
+            </w:r>
+          </w:p>
+        </w:tc>
+      </w:tr>
+      <w:tr>
+        <w:tblPrEx>
+          <w:tblBorders>
+            <w:top w:val="double" w:color="auto" w:sz="4" w:space="0"/>
+            <w:left w:val="double" w:color="auto" w:sz="4" w:space="0"/>
+            <w:bottom w:val="double" w:color="auto" w:sz="4" w:space="0"/>
+            <w:right w:val="double" w:color="auto" w:sz="4" w:space="0"/>
+            <w:insideH w:val="single" w:color="auto" w:sz="8" w:space="0"/>
+            <w:insideV w:val="single" w:color="auto" w:sz="8" w:space="0"/>
+          </w:tblBorders>
+          <w:shd w:val="clear" w:color="auto" w:fill="FFFFFF"/>
+          <w:tblCellMar>
+            <w:top w:w="0" w:type="dxa"/>
+            <w:left w:w="0" w:type="dxa"/>
+            <w:bottom w:w="0" w:type="dxa"/>
+            <w:right w:w="0" w:type="dxa"/>
+          </w:tblCellMar>
+        </w:tblPrEx>
+        <w:trPr>
+          <w:trHeight w:val="555" w:hRule="atLeast"/>
+        </w:trPr>
+        <w:tc>
+          <w:tcPr>
+            <w:tcW w:w="1689" w:type="dxa"/>
+            <w:tcBorders>
+              <w:top w:val="single" w:color="auto" w:sz="8" w:space="0"/>
+              <w:bottom w:val="single" w:color="auto" w:sz="8" w:space="0"/>
+            </w:tcBorders>
+            <w:shd w:val="clear" w:color="auto" w:fill="A6A6A6"/>
+            <w:noWrap w:val="0"/>
+            <w:vAlign w:val="center"/>
+          </w:tcPr>
+          <w:p>
+            <w:pPr>
+              <w:keepNext w:val="0"/>
+              <w:keepLines w:val="0"/>
+              <w:pageBreakBefore w:val="0"/>
+              <w:widowControl w:val="0"/>
+              <w:kinsoku/>
+              <w:wordWrap/>
+              <w:overflowPunct/>
+              <w:topLinePunct w:val="0"/>
+              <w:autoSpaceDE w:val="0"/>
+              <w:autoSpaceDN w:val="0"/>
+              <w:bidi w:val="0"/>
+              <w:adjustRightInd w:val="0"/>
+              <w:snapToGrid/>
+              <w:spacing w:before="157" w:beforeLines="50" w:after="60" w:line="312" w:lineRule="auto"/>
+              <w:ind w:firstLine="103" w:firstLineChars="49"/>
+              <w:jc w:val="center"/>
+              <w:textAlignment w:val="auto"/>
+              <w:rPr>
+                <w:rFonts w:hint="eastAsia" w:eastAsia="宋体"/>
+                <w:b/>
+                <w:caps w:val="0"/>
+                <w:smallCaps w:val="0"/>
+                <w:spacing w:val="0"/>
+                <w:kern w:val="10"/>
+                <w:lang w:eastAsia="zh-CN"/>
+              </w:rPr>
+            </w:pPr>
+            <w:r>
+              <w:rPr>
+                <w:rFonts w:hint="eastAsia"/>
+                <w:b/>
+                <w:caps w:val="0"/>
+                <w:smallCaps w:val="0"/>
+                <w:spacing w:val="0"/>
+                <w:kern w:val="10"/>
+                <w:lang w:val="en-US" w:eastAsia="zh-CN"/>
+              </w:rPr>
+              <w:t>漏洞描述</w:t>
+            </w:r>
+          </w:p>
+        </w:tc>
+        <w:tc>
+          <w:tcPr>
+            <w:tcW w:w="7319" w:type="dxa"/>
+            <w:tcBorders>
+              <w:top w:val="single" w:color="auto" w:sz="8" w:space="0"/>
+              <w:bottom w:val="single" w:color="auto" w:sz="8" w:space="0"/>
+            </w:tcBorders>
+            <w:shd w:val="clear" w:color="auto" w:fill="FFFFFF"/>
+            <w:noWrap w:val="0"/>
+            <w:vAlign w:val="center"/>
+          </w:tcPr>
+          <w:p>
+            <w:pPr>
+              <w:keepNext w:val="0"/>
+              <w:keepLines w:val="0"/>
+              <w:pageBreakBefore w:val="0"/>
+              <w:widowControl w:val="0"/>
+              <w:kinsoku/>
+              <w:wordWrap/>
+              <w:overflowPunct/>
+              <w:topLinePunct w:val="0"/>
+              <w:autoSpaceDE w:val="0"/>
+              <w:autoSpaceDN w:val="0"/>
+              <w:bidi w:val="0"/>
+              <w:adjustRightInd w:val="0"/>
+              <w:snapToGrid/>
+              <w:spacing w:before="157" w:beforeLines="50" w:line="312" w:lineRule="auto"/>
+              <w:ind w:left="105" w:leftChars="50" w:right="105" w:rightChars="50" w:firstLine="0" w:firstLineChars="0"/>
+              <w:textAlignment w:val="auto"/>
+              <w:outlineLvl w:val="9"/>
+              <w:rPr>
+                <w:rFonts w:hint="default" w:eastAsia="宋体"/>
+                <w:b/>
+                <w:caps w:val="0"/>
+                <w:smallCaps w:val="0"/>
+                <w:color w:val="000000"/>
+                <w:spacing w:val="0"/>
+                <w:kern w:val="10"/>
+                <w:lang w:val="en-US" w:eastAsia="zh-CN"/>
+              </w:rPr>
+            </w:pPr>
+            <w:r>
+              <w:rPr>
+                <w:rFonts w:hint="eastAsia" w:ascii="宋体" w:hAnsi="宋体" w:eastAsia="宋体" w:cs="宋体"/>
+                <w:b w:val="0"/>
+                <w:bCs/>
+                <w:caps w:val="0"/>
+                <w:smallCaps w:val="0"/>
+                <w:color w:val="000000"/>
+                <w:spacing w:val="0"/>
+                <w:kern w:val="10"/>
+                <w:lang w:val="en-US" w:eastAsia="zh-CN"/>
+              </w:rPr>
+              <w:t xml:space="preserve">逻辑错误漏洞是指由于程序逻辑不严或逻辑太复杂，导致一些逻辑分支不能够正常处理或处理错误。</w:t>
+            </w:r>
+          </w:p>
+        </w:tc>
+      </w:tr>
+      <w:tr>
+        <w:tblPrEx>
+          <w:tblBorders>
+            <w:top w:val="double" w:color="auto" w:sz="4" w:space="0"/>
+            <w:left w:val="double" w:color="auto" w:sz="4" w:space="0"/>
+            <w:bottom w:val="double" w:color="auto" w:sz="4" w:space="0"/>
+            <w:right w:val="double" w:color="auto" w:sz="4" w:space="0"/>
+            <w:insideH w:val="single" w:color="auto" w:sz="8" w:space="0"/>
+            <w:insideV w:val="single" w:color="auto" w:sz="8" w:space="0"/>
+          </w:tblBorders>
+          <w:shd w:val="clear" w:color="auto" w:fill="FFFFFF"/>
+          <w:tblCellMar>
+            <w:top w:w="0" w:type="dxa"/>
+            <w:left w:w="0" w:type="dxa"/>
+            <w:bottom w:w="0" w:type="dxa"/>
+            <w:right w:w="0" w:type="dxa"/>
+          </w:tblCellMar>
+        </w:tblPrEx>
+        <w:trPr>
+          <w:trHeight w:val="446" w:hRule="atLeast"/>
+        </w:trPr>
+        <w:tc>
+          <w:tcPr>
+            <w:tcW w:w="9008" w:type="dxa"/>
+            <w:gridSpan w:val="2"/>
+            <w:tcBorders>
+              <w:top w:val="single" w:color="auto" w:sz="8" w:space="0"/>
+              <w:bottom w:val="single" w:color="auto" w:sz="8" w:space="0"/>
+            </w:tcBorders>
+            <w:shd w:val="clear" w:color="auto" w:fill="A6A6A6"/>
+            <w:noWrap w:val="0"/>
+            <w:vAlign w:val="center"/>
+          </w:tcPr>
+          <w:p>
+            <w:pPr>
+              <w:keepNext w:val="0"/>
+              <w:keepLines w:val="0"/>
+              <w:pageBreakBefore w:val="0"/>
+              <w:widowControl w:val="0"/>
+              <w:kinsoku/>
+              <w:wordWrap/>
+              <w:overflowPunct/>
+              <w:topLinePunct w:val="0"/>
+              <w:autoSpaceDE w:val="0"/>
+              <w:autoSpaceDN w:val="0"/>
+              <w:bidi w:val="0"/>
+              <w:adjustRightInd w:val="0"/>
+              <w:snapToGrid/>
+              <w:spacing w:before="157" w:beforeLines="50" w:line="312" w:lineRule="auto"/>
+              <w:ind w:left="21" w:leftChars="10" w:firstLine="422" w:firstLineChars="200"/>
+              <w:textAlignment w:val="auto"/>
+              <w:outlineLvl w:val="9"/>
+              <w:rPr>
+                <w:b/>
+                <w:caps w:val="0"/>
+                <w:smallCaps w:val="0"/>
+                <w:spacing w:val="0"/>
+                <w:kern w:val="10"/>
+              </w:rPr>
+            </w:pPr>
+            <w:r>
+              <w:rPr>
+                <w:rFonts w:hint="eastAsia"/>
+                <w:b/>
+                <w:caps w:val="0"/>
+                <w:smallCaps w:val="0"/>
+                <w:spacing w:val="0"/>
+                <w:kern w:val="10"/>
+              </w:rPr>
+              <w:t xml:space="preserve">漏洞检测结果</w:t>
+            </w:r>
+          </w:p>
+        </w:tc>
+      </w:tr>
+      <w:tr>
+        <w:tblPrEx>
+          <w:tblBorders>
+            <w:top w:val="double" w:color="auto" w:sz="4" w:space="0"/>
+            <w:left w:val="double" w:color="auto" w:sz="4" w:space="0"/>
+            <w:bottom w:val="double" w:color="auto" w:sz="4" w:space="0"/>
+            <w:right w:val="double" w:color="auto" w:sz="4" w:space="0"/>
+            <w:insideH w:val="single" w:color="auto" w:sz="8" w:space="0"/>
+            <w:insideV w:val="single" w:color="auto" w:sz="8" w:space="0"/>
+          </w:tblBorders>
+          <w:shd w:val="clear" w:color="auto" w:fill="FFFFFF"/>
+          <w:tblCellMar>
+            <w:top w:w="0" w:type="dxa"/>
+            <w:left w:w="0" w:type="dxa"/>
+            <w:bottom w:w="0" w:type="dxa"/>
+            <w:right w:w="0" w:type="dxa"/>
+          </w:tblCellMar>
+        </w:tblPrEx>
+        <w:trPr>
+          <w:trHeight w:val="610" w:hRule="atLeast"/>
+        </w:trPr>
+        <w:tc>
+          <w:tcPr>
+            <w:tcW w:w="9008" w:type="dxa"/>
+            <w:gridSpan w:val="2"/>
+            <w:tcBorders>
+              <w:top w:val="single" w:color="auto" w:sz="8" w:space="0"/>
+              <w:bottom w:val="single" w:color="auto" w:sz="8" w:space="0"/>
+            </w:tcBorders>
+            <w:shd w:val="clear" w:color="auto" w:fill="FFFFFF"/>
+            <w:noWrap w:val="0"/>
+            <w:vAlign w:val="center"/>
+          </w:tcPr>
+          <w:p>
+            <w:pPr>
+              <w:keepNext w:val="0"/>
+              <w:keepLines w:val="0"/>
+              <w:pageBreakBefore w:val="0"/>
+              <w:widowControl w:val="0"/>
+              <w:numPr>
+                <w:ilvl w:val="0"/>
+                <w:numId w:val="0"/>
+              </w:numPr>
+              <w:kinsoku/>
+              <w:wordWrap/>
+              <w:overflowPunct/>
+              <w:topLinePunct w:val="0"/>
+              <w:autoSpaceDE w:val="0"/>
+              <w:autoSpaceDN w:val="0"/>
+              <w:bidi w:val="0"/>
+              <w:adjustRightInd w:val="0"/>
+              <w:snapToGrid/>
+              <w:spacing w:before="157" w:beforeLines="50" w:line="312" w:lineRule="auto"/>
+              <w:ind w:right="105" w:rightChars="50"/>
+              <w:textAlignment w:val="auto"/>
+              <w:outlineLvl w:val="9"/>
+              <w:rPr>
+                <w:rFonts w:hint="eastAsia" w:ascii="宋体" w:hAnsi="宋体" w:eastAsia="宋体" w:cs="宋体"/>
+                <w:i w:val="0"/>
+                <w:caps w:val="0"/>
+                <w:color w:val="404040"/>
+                <w:spacing w:val="0"/>
+                <w:sz w:val="24"/>
+                <w:szCs w:val="24"/>
+                <w:shd w:val="clear" w:fill="FFFFFF"/>
+              </w:rPr>
+            </w:pPr>
+            <w:r>
+              <w:rPr>
+                <w:rFonts w:hint="eastAsia" w:ascii="宋体" w:hAnsi="宋体" w:eastAsia="宋体" w:cs="宋体"/>
+                <w:caps w:val="0"/>
+                <w:smallCaps w:val="0"/>
+                <w:spacing w:val="0"/>
+                <w:kern w:val="10"/>
+                <w:sz w:val="24"/>
+                <w:szCs w:val="24"/>
+                <w:lang w:val="en-US" w:eastAsia="zh-CN"/>
+              </w:rPr>
+              <w:t xml:space="preserve">多个系统存在用户名枚举的逻辑漏洞，攻击者可通过该漏洞猜测该系统的管理员用户名和业务用户名，进而危害系统。枚举用户名的请求数据如下：</w:t>
+            </w:r>
+          </w:p>
+          <w:p>
+            <w:pPr>
+              <w:keepNext w:val="0"/>
+              <w:keepLines w:val="0"/>
+              <w:pageBreakBefore w:val="0"/>
+              <w:widowControl w:val="0"/>
+              <w:numPr>
+                <w:ilvl w:val="0"/>
+                <w:numId w:val="0"/>
+              </w:numPr>
+              <w:kinsoku/>
+              <w:wordWrap/>
+              <w:overflowPunct/>
+              <w:topLinePunct w:val="0"/>
+              <w:autoSpaceDE w:val="0"/>
+              <w:autoSpaceDN w:val="0"/>
+              <w:bidi w:val="0"/>
+              <w:adjustRightInd w:val="0"/>
+              <w:snapToGrid/>
+              <w:spacing w:before="157" w:beforeLines="50" w:line="312" w:lineRule="auto"/>
+              <w:ind w:right="105" w:rightChars="50"/>
+              <w:textAlignment w:val="auto"/>
+              <w:outlineLvl w:val="9"/>
+              <w:rPr>
+                <w:rFonts w:hint="eastAsia" w:ascii="宋体" w:hAnsi="宋体" w:eastAsia="宋体" w:cs="宋体"/>
+                <w:i w:val="0"/>
+                <w:caps w:val="0"/>
+                <w:color w:val="404040"/>
+                <w:spacing w:val="0"/>
+                <w:sz w:val="24"/>
+                <w:szCs w:val="24"/>
+                <w:shd w:val="clear" w:fill="FFFFFF"/>
+              </w:rPr>
+            </w:pPr>
+            <w:r>
+              <w:rPr>
+                <w:rFonts w:hint="eastAsia" w:ascii="宋体" w:hAnsi="宋体" w:eastAsia="宋体" w:cs="宋体"/>
+                <w:caps w:val="0"/>
+                <w:smallCaps w:val="0"/>
+                <w:spacing w:val="0"/>
+                <w:kern w:val="10"/>
+                <w:sz w:val="24"/>
+                <w:szCs w:val="24"/>
+                <w:lang w:val="en-US" w:eastAsia="zh-CN"/>
+              </w:rPr>
+              <w:t xml:space="preserve">POST /admin/loginController.html?checkuser HTTP/1.1</w:t>
+            </w:r>
+          </w:p>
+          <w:p>
+            <w:pPr>
+              <w:keepNext w:val="0"/>
+              <w:keepLines w:val="0"/>
+              <w:pageBreakBefore w:val="0"/>
+              <w:widowControl w:val="0"/>
+              <w:numPr>
+                <w:ilvl w:val="0"/>
+                <w:numId w:val="0"/>
+              </w:numPr>
+              <w:kinsoku/>
+              <w:wordWrap/>
+              <w:overflowPunct/>
+              <w:topLinePunct w:val="0"/>
+              <w:autoSpaceDE w:val="0"/>
+              <w:autoSpaceDN w:val="0"/>
+              <w:bidi w:val="0"/>
+              <w:adjustRightInd w:val="0"/>
+              <w:snapToGrid/>
+              <w:spacing w:before="157" w:beforeLines="50" w:line="312" w:lineRule="auto"/>
+              <w:ind w:right="105" w:rightChars="50"/>
+              <w:textAlignment w:val="auto"/>
+              <w:outlineLvl w:val="9"/>
+              <w:rPr>
+                <w:rFonts w:hint="eastAsia" w:ascii="宋体" w:hAnsi="宋体" w:eastAsia="宋体" w:cs="宋体"/>
+                <w:i w:val="0"/>
+                <w:caps w:val="0"/>
+                <w:color w:val="404040"/>
+                <w:spacing w:val="0"/>
+                <w:sz w:val="24"/>
+                <w:szCs w:val="24"/>
+                <w:shd w:val="clear" w:fill="FFFFFF"/>
+              </w:rPr>
+            </w:pPr>
+            <w:r>
+              <w:rPr>
+                <w:rFonts w:hint="eastAsia" w:ascii="宋体" w:hAnsi="宋体" w:eastAsia="宋体" w:cs="宋体"/>
+                <w:caps w:val="0"/>
+                <w:smallCaps w:val="0"/>
+                <w:spacing w:val="0"/>
+                <w:kern w:val="10"/>
+                <w:sz w:val="24"/>
+                <w:szCs w:val="24"/>
+                <w:lang w:val="en-US" w:eastAsia="zh-CN"/>
+              </w:rPr>
+              <w:t xml:space="preserve">Host: 192.168.100.52:8080</w:t>
+            </w:r>
+          </w:p>
+          <w:p>
+            <w:pPr>
+              <w:keepNext w:val="0"/>
+              <w:keepLines w:val="0"/>
+              <w:pageBreakBefore w:val="0"/>
+              <w:widowControl w:val="0"/>
+              <w:numPr>
+                <w:ilvl w:val="0"/>
+                <w:numId w:val="0"/>
+              </w:numPr>
+              <w:kinsoku/>
+              <w:wordWrap/>
+              <w:overflowPunct/>
+              <w:topLinePunct w:val="0"/>
+              <w:autoSpaceDE w:val="0"/>
+              <w:autoSpaceDN w:val="0"/>
+              <w:bidi w:val="0"/>
+              <w:adjustRightInd w:val="0"/>
+              <w:snapToGrid/>
+              <w:spacing w:before="157" w:beforeLines="50" w:line="312" w:lineRule="auto"/>
+              <w:ind w:right="105" w:rightChars="50"/>
+              <w:textAlignment w:val="auto"/>
+              <w:outlineLvl w:val="9"/>
+              <w:rPr>
+                <w:rFonts w:hint="eastAsia" w:ascii="宋体" w:hAnsi="宋体" w:eastAsia="宋体" w:cs="宋体"/>
+                <w:i w:val="0"/>
+                <w:caps w:val="0"/>
+                <w:color w:val="404040"/>
+                <w:spacing w:val="0"/>
+                <w:sz w:val="24"/>
+                <w:szCs w:val="24"/>
+                <w:shd w:val="clear" w:fill="FFFFFF"/>
+              </w:rPr>
+            </w:pPr>
+            <w:r>
+              <w:rPr>
+                <w:rFonts w:hint="eastAsia" w:ascii="宋体" w:hAnsi="宋体" w:eastAsia="宋体" w:cs="宋体"/>
+                <w:caps w:val="0"/>
+                <w:smallCaps w:val="0"/>
+                <w:spacing w:val="0"/>
+                <w:kern w:val="10"/>
+                <w:sz w:val="24"/>
+                <w:szCs w:val="24"/>
+                <w:lang w:val="en-US" w:eastAsia="zh-CN"/>
+              </w:rPr>
+              <w:t xml:space="preserve">Content-Length: 71</w:t>
+            </w:r>
+          </w:p>
+          <w:p>
+            <w:pPr>
+              <w:keepNext w:val="0"/>
+              <w:keepLines w:val="0"/>
+              <w:pageBreakBefore w:val="0"/>
+              <w:widowControl w:val="0"/>
+              <w:numPr>
+                <w:ilvl w:val="0"/>
+                <w:numId w:val="0"/>
+              </w:numPr>
+              <w:kinsoku/>
+              <w:wordWrap/>
+              <w:overflowPunct/>
+              <w:topLinePunct w:val="0"/>
+              <w:autoSpaceDE w:val="0"/>
+              <w:autoSpaceDN w:val="0"/>
+              <w:bidi w:val="0"/>
+              <w:adjustRightInd w:val="0"/>
+              <w:snapToGrid/>
+              <w:spacing w:before="157" w:beforeLines="50" w:line="312" w:lineRule="auto"/>
+              <w:ind w:right="105" w:rightChars="50"/>
+              <w:textAlignment w:val="auto"/>
+              <w:outlineLvl w:val="9"/>
+              <w:rPr>
+                <w:rFonts w:hint="eastAsia" w:ascii="宋体" w:hAnsi="宋体" w:eastAsia="宋体" w:cs="宋体"/>
+                <w:i w:val="0"/>
+                <w:caps w:val="0"/>
+                <w:color w:val="404040"/>
+                <w:spacing w:val="0"/>
+                <w:sz w:val="24"/>
+                <w:szCs w:val="24"/>
+                <w:shd w:val="clear" w:fill="FFFFFF"/>
+              </w:rPr>
+            </w:pPr>
+            <w:r>
+              <w:rPr>
+                <w:rFonts w:hint="eastAsia" w:ascii="宋体" w:hAnsi="宋体" w:eastAsia="宋体" w:cs="宋体"/>
+                <w:caps w:val="0"/>
+                <w:smallCaps w:val="0"/>
+                <w:spacing w:val="0"/>
+                <w:kern w:val="10"/>
+                <w:sz w:val="24"/>
+                <w:szCs w:val="24"/>
+                <w:lang w:val="en-US" w:eastAsia="zh-CN"/>
+              </w:rPr>
+              <w:t xml:space="preserve">X-Requested-With: XMLHttpRequest</w:t>
+            </w:r>
+          </w:p>
+          <w:p>
+            <w:pPr>
+              <w:keepNext w:val="0"/>
+              <w:keepLines w:val="0"/>
+              <w:pageBreakBefore w:val="0"/>
+              <w:widowControl w:val="0"/>
+              <w:numPr>
+                <w:ilvl w:val="0"/>
+                <w:numId w:val="0"/>
+              </w:numPr>
+              <w:kinsoku/>
+              <w:wordWrap/>
+              <w:overflowPunct/>
+              <w:topLinePunct w:val="0"/>
+              <w:autoSpaceDE w:val="0"/>
+              <w:autoSpaceDN w:val="0"/>
+              <w:bidi w:val="0"/>
+              <w:adjustRightInd w:val="0"/>
+              <w:snapToGrid/>
+              <w:spacing w:before="157" w:beforeLines="50" w:line="312" w:lineRule="auto"/>
+              <w:ind w:right="105" w:rightChars="50"/>
+              <w:textAlignment w:val="auto"/>
+              <w:outlineLvl w:val="9"/>
+              <w:rPr>
+                <w:rFonts w:hint="eastAsia" w:ascii="宋体" w:hAnsi="宋体" w:eastAsia="宋体" w:cs="宋体"/>
+                <w:i w:val="0"/>
+                <w:caps w:val="0"/>
+                <w:color w:val="404040"/>
+                <w:spacing w:val="0"/>
+                <w:sz w:val="24"/>
+                <w:szCs w:val="24"/>
+                <w:shd w:val="clear" w:fill="FFFFFF"/>
+              </w:rPr>
+            </w:pPr>
+            <w:r>
+              <w:rPr>
+                <w:rFonts w:hint="eastAsia" w:ascii="宋体" w:hAnsi="宋体" w:eastAsia="宋体" w:cs="宋体"/>
+                <w:caps w:val="0"/>
+                <w:smallCaps w:val="0"/>
+                <w:spacing w:val="0"/>
+                <w:kern w:val="10"/>
+                <w:sz w:val="24"/>
+                <w:szCs w:val="24"/>
+                <w:lang w:val="en-US" w:eastAsia="zh-CN"/>
+              </w:rPr>
+              <w:t xml:space="preserve">Accept-Language: zh-CN,zh;q=0.9</w:t>
+            </w:r>
+          </w:p>
+          <w:p>
+            <w:pPr>
+              <w:keepNext w:val="0"/>
+              <w:keepLines w:val="0"/>
+              <w:pageBreakBefore w:val="0"/>
+              <w:widowControl w:val="0"/>
+              <w:numPr>
+                <w:ilvl w:val="0"/>
+                <w:numId w:val="0"/>
+              </w:numPr>
+              <w:kinsoku/>
+              <w:wordWrap/>
+              <w:overflowPunct/>
+              <w:topLinePunct w:val="0"/>
+              <w:autoSpaceDE w:val="0"/>
+              <w:autoSpaceDN w:val="0"/>
+              <w:bidi w:val="0"/>
+              <w:adjustRightInd w:val="0"/>
+              <w:snapToGrid/>
+              <w:spacing w:before="157" w:beforeLines="50" w:line="312" w:lineRule="auto"/>
+              <w:ind w:right="105" w:rightChars="50"/>
+              <w:textAlignment w:val="auto"/>
+              <w:outlineLvl w:val="9"/>
+              <w:rPr>
+                <w:rFonts w:hint="eastAsia" w:ascii="宋体" w:hAnsi="宋体" w:eastAsia="宋体" w:cs="宋体"/>
+                <w:i w:val="0"/>
+                <w:caps w:val="0"/>
+                <w:color w:val="404040"/>
+                <w:spacing w:val="0"/>
+                <w:sz w:val="24"/>
+                <w:szCs w:val="24"/>
+                <w:shd w:val="clear" w:fill="FFFFFF"/>
+              </w:rPr>
+            </w:pPr>
+            <w:r>
+              <w:rPr>
+                <w:rFonts w:hint="eastAsia" w:ascii="宋体" w:hAnsi="宋体" w:eastAsia="宋体" w:cs="宋体"/>
+                <w:caps w:val="0"/>
+                <w:smallCaps w:val="0"/>
+                <w:spacing w:val="0"/>
+                <w:kern w:val="10"/>
+                <w:sz w:val="24"/>
+                <w:szCs w:val="24"/>
+                <w:lang w:val="en-US" w:eastAsia="zh-CN"/>
+              </w:rPr>
+              <w:t xml:space="preserve">Accept: */*</w:t>
+            </w:r>
+          </w:p>
+          <w:p>
+            <w:pPr>
+              <w:keepNext w:val="0"/>
+              <w:keepLines w:val="0"/>
+              <w:pageBreakBefore w:val="0"/>
+              <w:widowControl w:val="0"/>
+              <w:numPr>
+                <w:ilvl w:val="0"/>
+                <w:numId w:val="0"/>
+              </w:numPr>
+              <w:kinsoku/>
+              <w:wordWrap/>
+              <w:overflowPunct/>
+              <w:topLinePunct w:val="0"/>
+              <w:autoSpaceDE w:val="0"/>
+              <w:autoSpaceDN w:val="0"/>
+              <w:bidi w:val="0"/>
+              <w:adjustRightInd w:val="0"/>
+              <w:snapToGrid/>
+              <w:spacing w:before="157" w:beforeLines="50" w:line="312" w:lineRule="auto"/>
+              <w:ind w:right="105" w:rightChars="50"/>
+              <w:textAlignment w:val="auto"/>
+              <w:outlineLvl w:val="9"/>
+              <w:rPr>
+                <w:rFonts w:hint="eastAsia" w:ascii="宋体" w:hAnsi="宋体" w:eastAsia="宋体" w:cs="宋体"/>
+                <w:i w:val="0"/>
+                <w:caps w:val="0"/>
+                <w:color w:val="404040"/>
+                <w:spacing w:val="0"/>
+                <w:sz w:val="24"/>
+                <w:szCs w:val="24"/>
+                <w:shd w:val="clear" w:fill="FFFFFF"/>
+              </w:rPr>
+            </w:pPr>
+            <w:r>
+              <w:rPr>
+                <w:rFonts w:hint="eastAsia" w:ascii="宋体" w:hAnsi="宋体" w:eastAsia="宋体" w:cs="宋体"/>
+                <w:caps w:val="0"/>
+                <w:smallCaps w:val="0"/>
+                <w:spacing w:val="0"/>
+                <w:kern w:val="10"/>
+                <w:sz w:val="24"/>
+                <w:szCs w:val="24"/>
+                <w:lang w:val="en-US" w:eastAsia="zh-CN"/>
+              </w:rPr>
+              <w:t xml:space="preserve">Content-Type: application/x-www-form-urlencoded; charset=UTF-8</w:t>
+            </w:r>
+          </w:p>
+          <w:p>
+            <w:pPr>
+              <w:keepNext w:val="0"/>
+              <w:keepLines w:val="0"/>
+              <w:pageBreakBefore w:val="0"/>
+              <w:widowControl w:val="0"/>
+              <w:numPr>
+                <w:ilvl w:val="0"/>
+                <w:numId w:val="0"/>
+              </w:numPr>
+              <w:kinsoku/>
+              <w:wordWrap/>
+              <w:overflowPunct/>
+              <w:topLinePunct w:val="0"/>
+              <w:autoSpaceDE w:val="0"/>
+              <w:autoSpaceDN w:val="0"/>
+              <w:bidi w:val="0"/>
+              <w:adjustRightInd w:val="0"/>
+              <w:snapToGrid/>
+              <w:spacing w:before="157" w:beforeLines="50" w:line="312" w:lineRule="auto"/>
+              <w:ind w:right="105" w:rightChars="50"/>
+              <w:textAlignment w:val="auto"/>
+              <w:outlineLvl w:val="9"/>
+              <w:rPr>
+                <w:rFonts w:hint="eastAsia" w:ascii="宋体" w:hAnsi="宋体" w:eastAsia="宋体" w:cs="宋体"/>
+                <w:i w:val="0"/>
+                <w:caps w:val="0"/>
+                <w:color w:val="404040"/>
+                <w:spacing w:val="0"/>
+                <w:sz w:val="24"/>
+                <w:szCs w:val="24"/>
+                <w:shd w:val="clear" w:fill="FFFFFF"/>
+              </w:rPr>
+            </w:pPr>
+            <w:r>
+              <w:rPr>
+                <w:rFonts w:hint="eastAsia" w:ascii="宋体" w:hAnsi="宋体" w:eastAsia="宋体" w:cs="宋体"/>
+                <w:caps w:val="0"/>
+                <w:smallCaps w:val="0"/>
+                <w:spacing w:val="0"/>
+                <w:kern w:val="10"/>
+                <w:sz w:val="24"/>
+                <w:szCs w:val="24"/>
+                <w:lang w:val="en-US" w:eastAsia="zh-CN"/>
+              </w:rPr>
+              <w:t xml:space="preserve">User-Agent: Mozilla/5.0 (Windows NT 10.0; Win64; x64) AppleWebKit/537.36 (KHTML, like Gecko) Chrome/140.0.0.0 Safari/537.36</w:t>
+            </w:r>
+          </w:p>
+          <w:p>
+            <w:pPr>
+              <w:keepNext w:val="0"/>
+              <w:keepLines w:val="0"/>
+              <w:pageBreakBefore w:val="0"/>
+              <w:widowControl w:val="0"/>
+              <w:numPr>
+                <w:ilvl w:val="0"/>
+                <w:numId w:val="0"/>
+              </w:numPr>
+              <w:kinsoku/>
+              <w:wordWrap/>
+              <w:overflowPunct/>
+              <w:topLinePunct w:val="0"/>
+              <w:autoSpaceDE w:val="0"/>
+              <w:autoSpaceDN w:val="0"/>
+              <w:bidi w:val="0"/>
+              <w:adjustRightInd w:val="0"/>
+              <w:snapToGrid/>
+              <w:spacing w:before="157" w:beforeLines="50" w:line="312" w:lineRule="auto"/>
+              <w:ind w:right="105" w:rightChars="50"/>
+              <w:textAlignment w:val="auto"/>
+              <w:outlineLvl w:val="9"/>
+              <w:rPr>
+                <w:rFonts w:hint="eastAsia" w:ascii="宋体" w:hAnsi="宋体" w:eastAsia="宋体" w:cs="宋体"/>
+                <w:i w:val="0"/>
+                <w:caps w:val="0"/>
+                <w:color w:val="404040"/>
+                <w:spacing w:val="0"/>
+                <w:sz w:val="24"/>
+                <w:szCs w:val="24"/>
+                <w:shd w:val="clear" w:fill="FFFFFF"/>
+              </w:rPr>
+            </w:pPr>
+            <w:r>
+              <w:rPr>
+                <w:rFonts w:hint="eastAsia" w:ascii="宋体" w:hAnsi="宋体" w:eastAsia="宋体" w:cs="宋体"/>
+                <w:caps w:val="0"/>
+                <w:smallCaps w:val="0"/>
+                <w:spacing w:val="0"/>
+                <w:kern w:val="10"/>
+                <w:sz w:val="24"/>
+                <w:szCs w:val="24"/>
+                <w:lang w:val="en-US" w:eastAsia="zh-CN"/>
+              </w:rPr>
+              <w:t xml:space="preserve">Origin: http://192.168.100.52:8080</w:t>
+            </w:r>
+          </w:p>
+          <w:p>
+            <w:pPr>
+              <w:keepNext w:val="0"/>
+              <w:keepLines w:val="0"/>
+              <w:pageBreakBefore w:val="0"/>
+              <w:widowControl w:val="0"/>
+              <w:numPr>
+                <w:ilvl w:val="0"/>
+                <w:numId w:val="0"/>
+              </w:numPr>
+              <w:kinsoku/>
+              <w:wordWrap/>
+              <w:overflowPunct/>
+              <w:topLinePunct w:val="0"/>
+              <w:autoSpaceDE w:val="0"/>
+              <w:autoSpaceDN w:val="0"/>
+              <w:bidi w:val="0"/>
+              <w:adjustRightInd w:val="0"/>
+              <w:snapToGrid/>
+              <w:spacing w:before="157" w:beforeLines="50" w:line="312" w:lineRule="auto"/>
+              <w:ind w:right="105" w:rightChars="50"/>
+              <w:textAlignment w:val="auto"/>
+              <w:outlineLvl w:val="9"/>
+              <w:rPr>
+                <w:rFonts w:hint="eastAsia" w:ascii="宋体" w:hAnsi="宋体" w:eastAsia="宋体" w:cs="宋体"/>
+                <w:i w:val="0"/>
+                <w:caps w:val="0"/>
+                <w:color w:val="404040"/>
+                <w:spacing w:val="0"/>
+                <w:sz w:val="24"/>
+                <w:szCs w:val="24"/>
+                <w:shd w:val="clear" w:fill="FFFFFF"/>
+              </w:rPr>
+            </w:pPr>
+            <w:r>
+              <w:rPr>
+                <w:rFonts w:hint="eastAsia" w:ascii="宋体" w:hAnsi="宋体" w:eastAsia="宋体" w:cs="宋体"/>
+                <w:caps w:val="0"/>
+                <w:smallCaps w:val="0"/>
+                <w:spacing w:val="0"/>
+                <w:kern w:val="10"/>
+                <w:sz w:val="24"/>
+                <w:szCs w:val="24"/>
+                <w:lang w:val="en-US" w:eastAsia="zh-CN"/>
+              </w:rPr>
+              <w:t xml:space="preserve">Referer: http://192.168.100.52:8080/admin/loginController.html?login</w:t>
+            </w:r>
+          </w:p>
+          <w:p>
+            <w:pPr>
+              <w:keepNext w:val="0"/>
+              <w:keepLines w:val="0"/>
+              <w:pageBreakBefore w:val="0"/>
+              <w:widowControl w:val="0"/>
+              <w:numPr>
+                <w:ilvl w:val="0"/>
+                <w:numId w:val="0"/>
+              </w:numPr>
+              <w:kinsoku/>
+              <w:wordWrap/>
+              <w:overflowPunct/>
+              <w:topLinePunct w:val="0"/>
+              <w:autoSpaceDE w:val="0"/>
+              <w:autoSpaceDN w:val="0"/>
+              <w:bidi w:val="0"/>
+              <w:adjustRightInd w:val="0"/>
+              <w:snapToGrid/>
+              <w:spacing w:before="157" w:beforeLines="50" w:line="312" w:lineRule="auto"/>
+              <w:ind w:right="105" w:rightChars="50"/>
+              <w:textAlignment w:val="auto"/>
+              <w:outlineLvl w:val="9"/>
+              <w:rPr>
+                <w:rFonts w:hint="eastAsia" w:ascii="宋体" w:hAnsi="宋体" w:eastAsia="宋体" w:cs="宋体"/>
+                <w:i w:val="0"/>
+                <w:caps w:val="0"/>
+                <w:color w:val="404040"/>
+                <w:spacing w:val="0"/>
+                <w:sz w:val="24"/>
+                <w:szCs w:val="24"/>
+                <w:shd w:val="clear" w:fill="FFFFFF"/>
+              </w:rPr>
+            </w:pPr>
+            <w:r>
+              <w:rPr>
+                <w:rFonts w:hint="eastAsia" w:ascii="宋体" w:hAnsi="宋体" w:eastAsia="宋体" w:cs="宋体"/>
+                <w:caps w:val="0"/>
+                <w:smallCaps w:val="0"/>
+                <w:spacing w:val="0"/>
+                <w:kern w:val="10"/>
+                <w:sz w:val="24"/>
+                <w:szCs w:val="24"/>
+                <w:lang w:val="en-US" w:eastAsia="zh-CN"/>
+              </w:rPr>
+              <w:t xml:space="preserve">Accept-Encoding: gzip, deflate, br</w:t>
+            </w:r>
+          </w:p>
+          <w:p>
+            <w:pPr>
+              <w:keepNext w:val="0"/>
+              <w:keepLines w:val="0"/>
+              <w:pageBreakBefore w:val="0"/>
+              <w:widowControl w:val="0"/>
+              <w:numPr>
+                <w:ilvl w:val="0"/>
+                <w:numId w:val="0"/>
+              </w:numPr>
+              <w:kinsoku/>
+              <w:wordWrap/>
+              <w:overflowPunct/>
+              <w:topLinePunct w:val="0"/>
+              <w:autoSpaceDE w:val="0"/>
+              <w:autoSpaceDN w:val="0"/>
+              <w:bidi w:val="0"/>
+              <w:adjustRightInd w:val="0"/>
+              <w:snapToGrid/>
+              <w:spacing w:before="157" w:beforeLines="50" w:line="312" w:lineRule="auto"/>
+              <w:ind w:right="105" w:rightChars="50"/>
+              <w:textAlignment w:val="auto"/>
+              <w:outlineLvl w:val="9"/>
+              <w:rPr>
+                <w:rFonts w:hint="eastAsia" w:ascii="宋体" w:hAnsi="宋体" w:eastAsia="宋体" w:cs="宋体"/>
+                <w:i w:val="0"/>
+                <w:caps w:val="0"/>
+                <w:color w:val="404040"/>
+                <w:spacing w:val="0"/>
+                <w:sz w:val="24"/>
+                <w:szCs w:val="24"/>
+                <w:shd w:val="clear" w:fill="FFFFFF"/>
+              </w:rPr>
+            </w:pPr>
+            <w:r>
+              <w:rPr>
+                <w:rFonts w:hint="eastAsia" w:ascii="宋体" w:hAnsi="宋体" w:eastAsia="宋体" w:cs="宋体"/>
+                <w:caps w:val="0"/>
+                <w:smallCaps w:val="0"/>
+                <w:spacing w:val="0"/>
+                <w:kern w:val="10"/>
+                <w:sz w:val="24"/>
+                <w:szCs w:val="24"/>
+                <w:lang w:val="en-US" w:eastAsia="zh-CN"/>
+              </w:rPr>
+              <w:t xml:space="preserve">Cookie: JSESSIONID=88257B17283878460A9D21303EB4059A</w:t>
+            </w:r>
+          </w:p>
+          <w:p>
+            <w:pPr>
+              <w:keepNext w:val="0"/>
+              <w:keepLines w:val="0"/>
+              <w:pageBreakBefore w:val="0"/>
+              <w:widowControl w:val="0"/>
+              <w:numPr>
+                <w:ilvl w:val="0"/>
+                <w:numId w:val="0"/>
+              </w:numPr>
+              <w:kinsoku/>
+              <w:wordWrap/>
+              <w:overflowPunct/>
+              <w:topLinePunct w:val="0"/>
+              <w:autoSpaceDE w:val="0"/>
+              <w:autoSpaceDN w:val="0"/>
+              <w:bidi w:val="0"/>
+              <w:adjustRightInd w:val="0"/>
+              <w:snapToGrid/>
+              <w:spacing w:before="157" w:beforeLines="50" w:line="312" w:lineRule="auto"/>
+              <w:ind w:right="105" w:rightChars="50"/>
+              <w:textAlignment w:val="auto"/>
+              <w:outlineLvl w:val="9"/>
+              <w:rPr>
+                <w:rFonts w:hint="eastAsia" w:ascii="宋体" w:hAnsi="宋体" w:eastAsia="宋体" w:cs="宋体"/>
+                <w:i w:val="0"/>
+                <w:caps w:val="0"/>
+                <w:color w:val="404040"/>
+                <w:spacing w:val="0"/>
+                <w:sz w:val="24"/>
+                <w:szCs w:val="24"/>
+                <w:shd w:val="clear" w:fill="FFFFFF"/>
+              </w:rPr>
+            </w:pPr>
+            <w:r>
+              <w:rPr>
+                <w:rFonts w:hint="eastAsia" w:ascii="宋体" w:hAnsi="宋体" w:eastAsia="宋体" w:cs="宋体"/>
+                <w:caps w:val="0"/>
+                <w:smallCaps w:val="0"/>
+                <w:spacing w:val="0"/>
+                <w:kern w:val="10"/>
+                <w:sz w:val="24"/>
+                <w:szCs w:val="24"/>
+                <w:lang w:val="en-US" w:eastAsia="zh-CN"/>
+              </w:rPr>
+              <w:t xml:space="preserve">Connection: keep-alive</w:t>
+            </w:r>
+          </w:p>
+          <w:p>
+            <w:pPr>
+              <w:keepNext w:val="0"/>
+              <w:keepLines w:val="0"/>
+              <w:pageBreakBefore w:val="0"/>
+              <w:widowControl w:val="0"/>
+              <w:numPr>
+                <w:ilvl w:val="0"/>
+                <w:numId w:val="0"/>
+              </w:numPr>
+              <w:kinsoku/>
+              <w:wordWrap/>
+              <w:overflowPunct/>
+              <w:topLinePunct w:val="0"/>
+              <w:autoSpaceDE w:val="0"/>
+              <w:autoSpaceDN w:val="0"/>
+              <w:bidi w:val="0"/>
+              <w:adjustRightInd w:val="0"/>
+              <w:snapToGrid/>
+              <w:spacing w:before="157" w:beforeLines="50" w:line="312" w:lineRule="auto"/>
+              <w:ind w:right="105" w:rightChars="50"/>
+              <w:textAlignment w:val="auto"/>
+              <w:outlineLvl w:val="9"/>
+              <w:rPr>
+                <w:rFonts w:hint="eastAsia" w:ascii="宋体" w:hAnsi="宋体" w:eastAsia="宋体" w:cs="宋体"/>
+                <w:i w:val="0"/>
+                <w:caps w:val="0"/>
+                <w:color w:val="404040"/>
+                <w:spacing w:val="0"/>
+                <w:sz w:val="24"/>
+                <w:szCs w:val="24"/>
+                <w:shd w:val="clear" w:fill="FFFFFF"/>
+              </w:rPr>
+            </w:pPr>
+            <w:r>
+              <w:rPr>
+                <w:rFonts w:hint="eastAsia" w:ascii="宋体" w:hAnsi="宋体" w:eastAsia="宋体" w:cs="宋体"/>
+                <w:caps w:val="0"/>
+                <w:smallCaps w:val="0"/>
+                <w:spacing w:val="0"/>
+                <w:kern w:val="10"/>
+                <w:sz w:val="24"/>
+                <w:szCs w:val="24"/>
+                <w:lang w:val="en-US" w:eastAsia="zh-CN"/>
+              </w:rPr>
+              <w:t xml:space="preserve">userName=admin=2dde04e7d651cc045046ec210ab4a2f9=2g36</w:t>
+            </w:r>
+          </w:p>
+          <w:p>
+            <w:pPr>
+              <w:keepNext w:val="0"/>
+              <w:keepLines w:val="0"/>
+              <w:pageBreakBefore w:val="0"/>
+              <w:widowControl w:val="0"/>
+              <w:numPr>
+                <w:ilvl w:val="0"/>
+                <w:numId w:val="0"/>
+              </w:numPr>
+              <w:kinsoku/>
+              <w:wordWrap/>
+              <w:overflowPunct/>
+              <w:topLinePunct w:val="0"/>
+              <w:autoSpaceDE w:val="0"/>
+              <w:autoSpaceDN w:val="0"/>
+              <w:bidi w:val="0"/>
+              <w:adjustRightInd w:val="0"/>
+              <w:snapToGrid/>
+              <w:spacing w:before="157" w:beforeLines="50" w:line="312" w:lineRule="auto"/>
+              <w:ind w:right="105" w:rightChars="50"/>
+              <w:textAlignment w:val="auto"/>
+              <w:outlineLvl w:val="9"/>
+              <w:rPr>
+                <w:rFonts w:hint="eastAsia" w:ascii="宋体" w:hAnsi="宋体" w:eastAsia="宋体" w:cs="宋体"/>
+                <w:i w:val="0"/>
+                <w:caps w:val="0"/>
+                <w:color w:val="404040"/>
+                <w:spacing w:val="0"/>
+                <w:sz w:val="24"/>
+                <w:szCs w:val="24"/>
+                <w:shd w:val="clear" w:fill="FFFFFF"/>
+              </w:rPr>
+            </w:pPr>
+            <w:r>
+              <w:rPr>
+                <w:rFonts w:hint="eastAsia" w:ascii="宋体" w:hAnsi="宋体" w:eastAsia="宋体" w:cs="宋体"/>
+                <w:caps w:val="0"/>
+                <w:smallCaps w:val="0"/>
+                <w:spacing w:val="0"/>
+                <w:kern w:val="10"/>
+                <w:sz w:val="24"/>
+                <w:szCs w:val="24"/>
+                <w:lang w:val="en-US" w:eastAsia="zh-CN"/>
+              </w:rPr>
+              <w:t xml:space="preserve"/>
+            </w:r>
+          </w:p>
+          <w:p>
+            <w:pPr>
+              <w:keepNext w:val="0"/>
+              <w:keepLines w:val="0"/>
+              <w:pageBreakBefore w:val="0"/>
+              <w:widowControl w:val="0"/>
+              <w:numPr>
+                <w:ilvl w:val="0"/>
+                <w:numId w:val="0"/>
+              </w:numPr>
+              <w:kinsoku/>
+              <w:wordWrap/>
+              <w:overflowPunct/>
+              <w:topLinePunct w:val="0"/>
+              <w:autoSpaceDE w:val="0"/>
+              <w:autoSpaceDN w:val="0"/>
+              <w:bidi w:val="0"/>
+              <w:adjustRightInd w:val="0"/>
+              <w:snapToGrid/>
+              <w:spacing w:before="157" w:beforeLines="50" w:line="312" w:lineRule="auto"/>
+              <w:ind w:right="105" w:rightChars="50"/>
+              <w:textAlignment w:val="auto"/>
+              <w:outlineLvl w:val="9"/>
+              <w:rPr>
+                <w:rFonts w:hint="eastAsia" w:ascii="宋体" w:hAnsi="宋体" w:eastAsia="宋体" w:cs="宋体"/>
+                <w:i w:val="0"/>
+                <w:caps w:val="0"/>
+                <w:color w:val="404040"/>
+                <w:spacing w:val="0"/>
+                <w:sz w:val="24"/>
+                <w:szCs w:val="24"/>
+                <w:shd w:val="clear" w:fill="FFFFFF"/>
+              </w:rPr>
+            </w:pPr>
+            <w:r>
+              <w:rPr>
+                <w:rFonts w:hint="eastAsia" w:ascii="宋体" w:hAnsi="宋体" w:eastAsia="宋体" w:cs="宋体"/>
+                <w:caps w:val="0"/>
+                <w:smallCaps w:val="0"/>
+                <w:spacing w:val="0"/>
+                <w:kern w:val="10"/>
+                <w:sz w:val="24"/>
+                <w:szCs w:val="24"/>
+                <w:lang w:val="en-US" w:eastAsia="zh-CN"/>
+              </w:rPr>
+              <w:t xml:space="preserve">用户名枚举漏洞涉及的系统较多，服务系统如下：</w:t>
+            </w:r>
+          </w:p>
+          <w:p>
+            <w:pPr>
+              <w:keepNext w:val="0"/>
+              <w:keepLines w:val="0"/>
+              <w:pageBreakBefore w:val="0"/>
+              <w:widowControl w:val="0"/>
+              <w:numPr>
+                <w:ilvl w:val="0"/>
+                <w:numId w:val="0"/>
+              </w:numPr>
+              <w:kinsoku/>
+              <w:wordWrap/>
+              <w:overflowPunct/>
+              <w:topLinePunct w:val="0"/>
+              <w:autoSpaceDE w:val="0"/>
+              <w:autoSpaceDN w:val="0"/>
+              <w:bidi w:val="0"/>
+              <w:adjustRightInd w:val="0"/>
+              <w:snapToGrid/>
+              <w:spacing w:before="157" w:beforeLines="50" w:line="312" w:lineRule="auto"/>
+              <w:ind w:right="105" w:rightChars="50"/>
+              <w:textAlignment w:val="auto"/>
+              <w:outlineLvl w:val="9"/>
+              <w:rPr>
+                <w:rFonts w:hint="eastAsia" w:ascii="宋体" w:hAnsi="宋体" w:eastAsia="宋体" w:cs="宋体"/>
+                <w:i w:val="0"/>
+                <w:caps w:val="0"/>
+                <w:color w:val="404040"/>
+                <w:spacing w:val="0"/>
+                <w:sz w:val="24"/>
+                <w:szCs w:val="24"/>
+                <w:shd w:val="clear" w:fill="FFFFFF"/>
+              </w:rPr>
+            </w:pPr>
+            <w:r>
+              <w:rPr>
+                <w:rFonts w:hint="eastAsia" w:ascii="宋体" w:hAnsi="宋体" w:eastAsia="宋体" w:cs="宋体"/>
+                <w:caps w:val="0"/>
+                <w:smallCaps w:val="0"/>
+                <w:spacing w:val="0"/>
+                <w:kern w:val="10"/>
+                <w:sz w:val="24"/>
+                <w:szCs w:val="24"/>
+                <w:lang w:val="en-US" w:eastAsia="zh-CN"/>
+              </w:rPr>
+              <w:t xml:space="preserve">http://192.168.100.52:8080</w:t>
+            </w:r>
+          </w:p>
+          <w:p>
+            <w:pPr>
+              <w:keepNext w:val="0"/>
+              <w:keepLines w:val="0"/>
+              <w:pageBreakBefore w:val="0"/>
+              <w:widowControl w:val="0"/>
+              <w:numPr>
+                <w:ilvl w:val="0"/>
+                <w:numId w:val="0"/>
+              </w:numPr>
+              <w:kinsoku/>
+              <w:wordWrap/>
+              <w:overflowPunct/>
+              <w:topLinePunct w:val="0"/>
+              <w:autoSpaceDE w:val="0"/>
+              <w:autoSpaceDN w:val="0"/>
+              <w:bidi w:val="0"/>
+              <w:adjustRightInd w:val="0"/>
+              <w:snapToGrid/>
+              <w:spacing w:before="157" w:beforeLines="50" w:line="312" w:lineRule="auto"/>
+              <w:ind w:right="105" w:rightChars="50"/>
+              <w:textAlignment w:val="auto"/>
+              <w:outlineLvl w:val="9"/>
+              <w:rPr>
+                <w:rFonts w:hint="eastAsia" w:ascii="宋体" w:hAnsi="宋体" w:eastAsia="宋体" w:cs="宋体"/>
+                <w:i w:val="0"/>
+                <w:caps w:val="0"/>
+                <w:color w:val="404040"/>
+                <w:spacing w:val="0"/>
+                <w:sz w:val="24"/>
+                <w:szCs w:val="24"/>
+                <w:shd w:val="clear" w:fill="FFFFFF"/>
+              </w:rPr>
+            </w:pPr>
+            <w:r>
+              <w:rPr>
+                <w:rFonts w:hint="eastAsia" w:ascii="宋体" w:hAnsi="宋体" w:eastAsia="宋体" w:cs="宋体"/>
+                <w:caps w:val="0"/>
+                <w:smallCaps w:val="0"/>
+                <w:spacing w:val="0"/>
+                <w:kern w:val="10"/>
+                <w:sz w:val="24"/>
+                <w:szCs w:val="24"/>
+                <w:lang w:val="en-US" w:eastAsia="zh-CN"/>
+              </w:rPr>
+              <w:t xml:space="preserve">http://192.168.100.35:8080</w:t>
+            </w:r>
+          </w:p>
+          <w:p>
+            <w:pPr>
+              <w:keepNext w:val="0"/>
+              <w:keepLines w:val="0"/>
+              <w:pageBreakBefore w:val="0"/>
+              <w:widowControl w:val="0"/>
+              <w:numPr>
+                <w:ilvl w:val="0"/>
+                <w:numId w:val="0"/>
+              </w:numPr>
+              <w:kinsoku/>
+              <w:wordWrap/>
+              <w:overflowPunct/>
+              <w:topLinePunct w:val="0"/>
+              <w:autoSpaceDE w:val="0"/>
+              <w:autoSpaceDN w:val="0"/>
+              <w:bidi w:val="0"/>
+              <w:adjustRightInd w:val="0"/>
+              <w:snapToGrid/>
+              <w:spacing w:before="157" w:beforeLines="50" w:line="312" w:lineRule="auto"/>
+              <w:ind w:right="105" w:rightChars="50"/>
+              <w:textAlignment w:val="auto"/>
+              <w:outlineLvl w:val="9"/>
+              <w:rPr>
+                <w:rFonts w:hint="eastAsia" w:ascii="宋体" w:hAnsi="宋体" w:eastAsia="宋体" w:cs="宋体"/>
+                <w:i w:val="0"/>
+                <w:caps w:val="0"/>
+                <w:color w:val="404040"/>
+                <w:spacing w:val="0"/>
+                <w:sz w:val="24"/>
+                <w:szCs w:val="24"/>
+                <w:shd w:val="clear" w:fill="FFFFFF"/>
+              </w:rPr>
+            </w:pPr>
+            <w:r>
+              <w:rPr>
+                <w:rFonts w:hint="eastAsia" w:ascii="宋体" w:hAnsi="宋体" w:eastAsia="宋体" w:cs="宋体"/>
+                <w:caps w:val="0"/>
+                <w:smallCaps w:val="0"/>
+                <w:spacing w:val="0"/>
+                <w:kern w:val="10"/>
+                <w:sz w:val="24"/>
+                <w:szCs w:val="24"/>
+                <w:lang w:val="en-US" w:eastAsia="zh-CN"/>
+              </w:rPr>
+              <w:t xml:space="preserve">http://192.168.100.219:8080</w:t>
+            </w:r>
+          </w:p>
+          <w:p>
+            <w:pPr>
+              <w:keepNext w:val="0"/>
+              <w:keepLines w:val="0"/>
+              <w:pageBreakBefore w:val="0"/>
+              <w:widowControl w:val="0"/>
+              <w:numPr>
+                <w:ilvl w:val="0"/>
+                <w:numId w:val="0"/>
+              </w:numPr>
+              <w:kinsoku/>
+              <w:wordWrap/>
+              <w:overflowPunct/>
+              <w:topLinePunct w:val="0"/>
+              <w:autoSpaceDE w:val="0"/>
+              <w:autoSpaceDN w:val="0"/>
+              <w:bidi w:val="0"/>
+              <w:adjustRightInd w:val="0"/>
+              <w:snapToGrid/>
+              <w:spacing w:before="157" w:beforeLines="50" w:line="312" w:lineRule="auto"/>
+              <w:ind w:right="105" w:rightChars="50"/>
+              <w:textAlignment w:val="auto"/>
+              <w:outlineLvl w:val="9"/>
+              <w:rPr>
+                <w:rFonts w:hint="eastAsia" w:ascii="宋体" w:hAnsi="宋体" w:eastAsia="宋体" w:cs="宋体"/>
+                <w:i w:val="0"/>
+                <w:caps w:val="0"/>
+                <w:color w:val="404040"/>
+                <w:spacing w:val="0"/>
+                <w:sz w:val="24"/>
+                <w:szCs w:val="24"/>
+                <w:shd w:val="clear" w:fill="FFFFFF"/>
+              </w:rPr>
+            </w:pPr>
+            <w:r>
+              <w:rPr>
+                <w:rFonts w:hint="eastAsia" w:ascii="宋体" w:hAnsi="宋体" w:eastAsia="宋体" w:cs="宋体"/>
+                <w:caps w:val="0"/>
+                <w:smallCaps w:val="0"/>
+                <w:spacing w:val="0"/>
+                <w:kern w:val="10"/>
+                <w:sz w:val="24"/>
+                <w:szCs w:val="24"/>
+                <w:lang w:val="en-US" w:eastAsia="zh-CN"/>
+              </w:rPr>
+              <w:t xml:space="preserve">http://192.168.100.24:8080</w:t>
+            </w:r>
+          </w:p>
+          <w:p>
+            <w:pPr>
+              <w:keepNext w:val="0"/>
+              <w:keepLines w:val="0"/>
+              <w:pageBreakBefore w:val="0"/>
+              <w:widowControl w:val="0"/>
+              <w:numPr>
+                <w:ilvl w:val="0"/>
+                <w:numId w:val="0"/>
+              </w:numPr>
+              <w:kinsoku/>
+              <w:wordWrap/>
+              <w:overflowPunct/>
+              <w:topLinePunct w:val="0"/>
+              <w:autoSpaceDE w:val="0"/>
+              <w:autoSpaceDN w:val="0"/>
+              <w:bidi w:val="0"/>
+              <w:adjustRightInd w:val="0"/>
+              <w:snapToGrid/>
+              <w:spacing w:before="157" w:beforeLines="50" w:line="312" w:lineRule="auto"/>
+              <w:ind w:right="105" w:rightChars="50"/>
+              <w:textAlignment w:val="auto"/>
+              <w:outlineLvl w:val="9"/>
+              <w:rPr>
+                <w:rFonts w:hint="eastAsia" w:ascii="宋体" w:hAnsi="宋体" w:eastAsia="宋体" w:cs="宋体"/>
+                <w:i w:val="0"/>
+                <w:caps w:val="0"/>
+                <w:color w:val="404040"/>
+                <w:spacing w:val="0"/>
+                <w:sz w:val="24"/>
+                <w:szCs w:val="24"/>
+                <w:shd w:val="clear" w:fill="FFFFFF"/>
+              </w:rPr>
+            </w:pPr>
+            <w:r>
+              <w:rPr>
+                <w:rFonts w:hint="eastAsia" w:ascii="宋体" w:hAnsi="宋体" w:eastAsia="宋体" w:cs="宋体"/>
+                <w:caps w:val="0"/>
+                <w:smallCaps w:val="0"/>
+                <w:spacing w:val="0"/>
+                <w:kern w:val="10"/>
+                <w:sz w:val="24"/>
+                <w:szCs w:val="24"/>
+                <w:lang w:val="en-US" w:eastAsia="zh-CN"/>
+              </w:rPr>
+              <w:t xml:space="preserve">http://192.168.100.24:9090</w:t>
+            </w:r>
+          </w:p>
+          <w:p>
+            <w:pPr>
+              <w:keepNext w:val="0"/>
+              <w:keepLines w:val="0"/>
+              <w:pageBreakBefore w:val="0"/>
+              <w:widowControl w:val="0"/>
+              <w:numPr>
+                <w:ilvl w:val="0"/>
+                <w:numId w:val="0"/>
+              </w:numPr>
+              <w:kinsoku/>
+              <w:wordWrap/>
+              <w:overflowPunct/>
+              <w:topLinePunct w:val="0"/>
+              <w:autoSpaceDE w:val="0"/>
+              <w:autoSpaceDN w:val="0"/>
+              <w:bidi w:val="0"/>
+              <w:adjustRightInd w:val="0"/>
+              <w:snapToGrid/>
+              <w:spacing w:before="157" w:beforeLines="50" w:line="312" w:lineRule="auto"/>
+              <w:ind w:right="105" w:rightChars="50"/>
+              <w:textAlignment w:val="auto"/>
+              <w:outlineLvl w:val="9"/>
+              <w:rPr>
+                <w:rFonts w:hint="eastAsia" w:ascii="宋体" w:hAnsi="宋体" w:eastAsia="宋体" w:cs="宋体"/>
+                <w:i w:val="0"/>
+                <w:caps w:val="0"/>
+                <w:color w:val="404040"/>
+                <w:spacing w:val="0"/>
+                <w:sz w:val="24"/>
+                <w:szCs w:val="24"/>
+                <w:shd w:val="clear" w:fill="FFFFFF"/>
+              </w:rPr>
+            </w:pPr>
+            <w:r>
+              <w:rPr>
+                <w:rFonts w:hint="eastAsia" w:ascii="宋体" w:hAnsi="宋体" w:eastAsia="宋体" w:cs="宋体"/>
+                <w:caps w:val="0"/>
+                <w:smallCaps w:val="0"/>
+                <w:spacing w:val="0"/>
+                <w:kern w:val="10"/>
+                <w:sz w:val="24"/>
+                <w:szCs w:val="24"/>
+                <w:lang w:val="en-US" w:eastAsia="zh-CN"/>
+              </w:rPr>
+              <w:t xml:space="preserve">http://192.168.100.24:9091</w:t>
+            </w:r>
+          </w:p>
+          <w:p>
+            <w:pPr>
+              <w:keepNext w:val="0"/>
+              <w:keepLines w:val="0"/>
+              <w:pageBreakBefore w:val="0"/>
+              <w:widowControl w:val="0"/>
+              <w:numPr>
+                <w:ilvl w:val="0"/>
+                <w:numId w:val="0"/>
+              </w:numPr>
+              <w:kinsoku/>
+              <w:wordWrap/>
+              <w:overflowPunct/>
+              <w:topLinePunct w:val="0"/>
+              <w:autoSpaceDE w:val="0"/>
+              <w:autoSpaceDN w:val="0"/>
+              <w:bidi w:val="0"/>
+              <w:adjustRightInd w:val="0"/>
+              <w:snapToGrid/>
+              <w:spacing w:before="157" w:beforeLines="50" w:line="312" w:lineRule="auto"/>
+              <w:ind w:right="105" w:rightChars="50"/>
+              <w:textAlignment w:val="auto"/>
+              <w:outlineLvl w:val="9"/>
+              <w:rPr>
+                <w:rFonts w:hint="eastAsia" w:ascii="宋体" w:hAnsi="宋体" w:eastAsia="宋体" w:cs="宋体"/>
+                <w:i w:val="0"/>
+                <w:caps w:val="0"/>
+                <w:color w:val="404040"/>
+                <w:spacing w:val="0"/>
+                <w:sz w:val="24"/>
+                <w:szCs w:val="24"/>
+                <w:shd w:val="clear" w:fill="FFFFFF"/>
+              </w:rPr>
+            </w:pPr>
+            <w:r>
+              <w:rPr>
+                <w:rFonts w:hint="eastAsia" w:ascii="宋体" w:hAnsi="宋体" w:eastAsia="宋体" w:cs="宋体"/>
+                <w:caps w:val="0"/>
+                <w:smallCaps w:val="0"/>
+                <w:spacing w:val="0"/>
+                <w:kern w:val="10"/>
+                <w:sz w:val="24"/>
+                <w:szCs w:val="24"/>
+                <w:lang w:val="en-US" w:eastAsia="zh-CN"/>
+              </w:rPr>
+              <w:t xml:space="preserve">http://192.168.100.52:8080</w:t>
+            </w:r>
+          </w:p>
+          <w:p>
+            <w:pPr>
+              <w:keepNext w:val="0"/>
+              <w:keepLines w:val="0"/>
+              <w:pageBreakBefore w:val="0"/>
+              <w:widowControl w:val="0"/>
+              <w:numPr>
+                <w:ilvl w:val="0"/>
+                <w:numId w:val="0"/>
+              </w:numPr>
+              <w:kinsoku/>
+              <w:wordWrap/>
+              <w:overflowPunct/>
+              <w:topLinePunct w:val="0"/>
+              <w:autoSpaceDE w:val="0"/>
+              <w:autoSpaceDN w:val="0"/>
+              <w:bidi w:val="0"/>
+              <w:adjustRightInd w:val="0"/>
+              <w:snapToGrid/>
+              <w:spacing w:before="157" w:beforeLines="50" w:line="312" w:lineRule="auto"/>
+              <w:ind w:right="105" w:rightChars="50"/>
+              <w:textAlignment w:val="auto"/>
+              <w:outlineLvl w:val="9"/>
+              <w:rPr>
+                <w:rFonts w:hint="eastAsia" w:ascii="宋体" w:hAnsi="宋体" w:eastAsia="宋体" w:cs="宋体"/>
+                <w:i w:val="0"/>
+                <w:caps w:val="0"/>
+                <w:color w:val="404040"/>
+                <w:spacing w:val="0"/>
+                <w:sz w:val="24"/>
+                <w:szCs w:val="24"/>
+                <w:shd w:val="clear" w:fill="FFFFFF"/>
+              </w:rPr>
+            </w:pPr>
+            <w:r>
+              <w:rPr>
+                <w:rFonts w:hint="eastAsia" w:ascii="宋体" w:hAnsi="宋体" w:eastAsia="宋体" w:cs="宋体"/>
+                <w:caps w:val="0"/>
+                <w:smallCaps w:val="0"/>
+                <w:spacing w:val="0"/>
+                <w:kern w:val="10"/>
+                <w:sz w:val="24"/>
+                <w:szCs w:val="24"/>
+                <w:lang w:val="en-US" w:eastAsia="zh-CN"/>
+              </w:rPr>
+              <w:t xml:space="preserve"/>
+            </w:r>
+          </w:p>
+          <w:p>
+            <w:pPr>
+              <w:keepNext w:val="0"/>
+              <w:keepLines w:val="0"/>
+              <w:pageBreakBefore w:val="0"/>
+              <w:widowControl w:val="0"/>
+              <w:numPr>
+                <w:ilvl w:val="0"/>
+                <w:numId w:val="0"/>
+              </w:numPr>
+              <w:kinsoku/>
+              <w:wordWrap/>
+              <w:overflowPunct/>
+              <w:topLinePunct w:val="0"/>
+              <w:autoSpaceDE w:val="0"/>
+              <w:autoSpaceDN w:val="0"/>
+              <w:bidi w:val="0"/>
+              <w:adjustRightInd w:val="0"/>
+              <w:snapToGrid/>
+              <w:spacing w:before="157" w:beforeLines="50" w:line="312" w:lineRule="auto"/>
+              <w:ind w:right="105" w:rightChars="50"/>
+              <w:textAlignment w:val="auto"/>
+              <w:outlineLvl w:val="9"/>
+              <w:rPr>
+                <w:rFonts w:hint="eastAsia" w:ascii="宋体" w:hAnsi="宋体" w:eastAsia="宋体" w:cs="宋体"/>
+                <w:i w:val="0"/>
+                <w:caps w:val="0"/>
+                <w:color w:val="404040"/>
+                <w:spacing w:val="0"/>
+                <w:sz w:val="24"/>
+                <w:szCs w:val="24"/>
+                <w:shd w:val="clear" w:fill="FFFFFF"/>
+              </w:rPr>
+            </w:pPr>
+            <w:r>
+              <w:rPr>
+                <w:rFonts w:hint="eastAsia" w:ascii="宋体" w:hAnsi="宋体" w:eastAsia="宋体" w:cs="宋体"/>
+                <w:caps w:val="0"/>
+                <w:smallCaps w:val="0"/>
+                <w:spacing w:val="0"/>
+                <w:kern w:val="10"/>
+                <w:sz w:val="24"/>
+                <w:szCs w:val="24"/>
+                <w:lang w:val="en-US" w:eastAsia="zh-CN"/>
+              </w:rPr>
+              <w:t xml:space="preserve"/>
+            </w:r>
+          </w:p>
+          <w:p>
+            <w:pPr>
+              <w:keepNext w:val="0"/>
+              <w:keepLines w:val="0"/>
+              <w:pageBreakBefore w:val="0"/>
+              <w:widowControl w:val="0"/>
+              <w:numPr>
+                <w:ilvl w:val="0"/>
+                <w:numId w:val="0"/>
+              </w:numPr>
+              <w:kinsoku/>
+              <w:wordWrap/>
+              <w:overflowPunct/>
+              <w:topLinePunct w:val="0"/>
+              <w:autoSpaceDE w:val="0"/>
+              <w:autoSpaceDN w:val="0"/>
+              <w:bidi w:val="0"/>
+              <w:adjustRightInd w:val="0"/>
+              <w:snapToGrid/>
+              <w:spacing w:before="157" w:beforeLines="50" w:line="312" w:lineRule="auto"/>
+              <w:ind w:right="105" w:rightChars="50"/>
+              <w:textAlignment w:val="auto"/>
+              <w:outlineLvl w:val="9"/>
+              <w:rPr>
+                <w:rFonts w:hint="eastAsia" w:ascii="宋体" w:hAnsi="宋体" w:eastAsia="宋体" w:cs="宋体"/>
+                <w:i w:val="0"/>
+                <w:caps w:val="0"/>
+                <w:color w:val="404040"/>
+                <w:spacing w:val="0"/>
+                <w:sz w:val="24"/>
+                <w:szCs w:val="24"/>
+                <w:shd w:val="clear" w:fill="FFFFFF"/>
+              </w:rPr>
+            </w:pPr>
+            <w:r>
+              <w:rPr>
+                <w:rFonts w:hint="eastAsia" w:ascii="宋体" w:hAnsi="宋体" w:eastAsia="宋体" w:cs="宋体"/>
+                <w:caps w:val="0"/>
+                <w:smallCaps w:val="0"/>
+                <w:spacing w:val="0"/>
+                <w:kern w:val="10"/>
+                <w:sz w:val="24"/>
+                <w:szCs w:val="24"/>
+                <w:lang w:val="en-US" w:eastAsia="zh-CN"/>
+              </w:rPr>
+              <w:t xml:space="preserve">证明截图如下：</w:t>
+            </w:r>
+          </w:p>
+          <w:p>
+            <w:pPr>
+              <w:keepNext w:val="0"/>
+              <w:keepLines w:val="0"/>
+              <w:pageBreakBefore w:val="0"/>
+              <w:widowControl w:val="0"/>
+              <w:numPr>
+                <w:ilvl w:val="0"/>
+                <w:numId w:val="0"/>
+              </w:numPr>
+              <w:kinsoku/>
+              <w:wordWrap/>
+              <w:overflowPunct/>
+              <w:topLinePunct w:val="0"/>
+              <w:autoSpaceDE w:val="0"/>
+              <w:autoSpaceDN w:val="0"/>
+              <w:bidi w:val="0"/>
+              <w:adjustRightInd w:val="0"/>
+              <w:snapToGrid/>
+              <w:spacing w:before="157" w:beforeLines="50" w:line="312" w:lineRule="auto"/>
+              <w:ind w:right="105" w:rightChars="50"/>
+              <w:textAlignment w:val="auto"/>
+              <w:outlineLvl w:val="9"/>
+              <w:rPr>
+                <w:rFonts w:hint="eastAsia" w:ascii="宋体" w:hAnsi="宋体" w:eastAsia="宋体" w:cs="宋体"/>
+                <w:i w:val="0"/>
+                <w:caps w:val="0"/>
+                <w:color w:val="404040"/>
+                <w:spacing w:val="0"/>
+                <w:sz w:val="24"/>
+                <w:szCs w:val="24"/>
+                <w:shd w:val="clear" w:fill="FFFFFF"/>
+              </w:rPr>
+            </w:pPr>
+            <w:r>
+              <w:rPr>
+                <w:rFonts w:hint="eastAsia" w:ascii="宋体" w:hAnsi="宋体" w:eastAsia="宋体" w:cs="宋体"/>
+                <w:caps w:val="0"/>
+                <w:smallCaps w:val="0"/>
+                <w:spacing w:val="0"/>
+                <w:kern w:val="10"/>
+                <w:sz w:val="24"/>
+                <w:szCs w:val="24"/>
+                <w:lang w:val="en-US" w:eastAsia="zh-CN"/>
+              </w:rPr>
+              <w:t xml:space="preserve"/>
+            </w:r>
+            <w:r>
+              <w:drawing>
+                <wp:inline xmlns:a="http://schemas.openxmlformats.org/drawingml/2006/main" xmlns:pic="http://schemas.openxmlformats.org/drawingml/2006/picture">
+                  <wp:extent cx="5760000" cy="3816867"/>
+                  <wp:docPr id="1008" name="Picture 7"/>
+                  <wp:cNvGraphicFramePr>
+                    <a:graphicFrameLocks noChangeAspect="1"/>
+                  </wp:cNvGraphicFramePr>
+                  <a:graphic>
+                    <a:graphicData uri="http://schemas.openxmlformats.org/drawingml/2006/picture">
+                      <pic:pic>
+                        <pic:nvPicPr>
+                          <pic:cNvPr id="0" name="65c61bd667e1be9a84131ab9b614b20c.png"/>
+                          <pic:cNvPicPr/>
+                        </pic:nvPicPr>
+                        <pic:blipFill>
+                          <a:blip r:embed="rId19"/>
+                          <a:stretch>
+                            <a:fillRect/>
+                          </a:stretch>
+                        </pic:blipFill>
+                        <pic:spPr>
+                          <a:xfrm>
+                            <a:off x="0" y="0"/>
+                            <a:ext cx="5760000" cy="3816867"/>
+                          </a:xfrm>
+                          <a:prstGeom prst="rect"/>
+                        </pic:spPr>
+                      </pic:pic>
+                    </a:graphicData>
+                  </a:graphic>
+                </wp:inline>
+              </w:drawing>
+            </w:r>
+            <w:r>
+              <w:t xml:space="preserve"/>
+            </w:r>
+          </w:p>
+          <w:p>
+            <w:pPr>
+              <w:keepNext w:val="0"/>
+              <w:keepLines w:val="0"/>
+              <w:pageBreakBefore w:val="0"/>
+              <w:widowControl w:val="0"/>
+              <w:numPr>
+                <w:ilvl w:val="0"/>
+                <w:numId w:val="0"/>
+              </w:numPr>
+              <w:kinsoku/>
+              <w:wordWrap/>
+              <w:overflowPunct/>
+              <w:topLinePunct w:val="0"/>
+              <w:autoSpaceDE w:val="0"/>
+              <w:autoSpaceDN w:val="0"/>
+              <w:bidi w:val="0"/>
+              <w:adjustRightInd w:val="0"/>
+              <w:snapToGrid/>
+              <w:spacing w:before="157" w:beforeLines="50" w:line="312" w:lineRule="auto"/>
+              <w:ind w:right="105" w:rightChars="50"/>
+              <w:textAlignment w:val="auto"/>
+              <w:outlineLvl w:val="9"/>
+              <w:rPr>
+                <w:rFonts w:hint="eastAsia" w:ascii="宋体" w:hAnsi="宋体" w:eastAsia="宋体" w:cs="宋体"/>
+                <w:i w:val="0"/>
+                <w:caps w:val="0"/>
+                <w:color w:val="404040"/>
+                <w:spacing w:val="0"/>
+                <w:sz w:val="24"/>
+                <w:szCs w:val="24"/>
+                <w:shd w:val="clear" w:fill="FFFFFF"/>
+              </w:rPr>
+            </w:pPr>
+            <w:r>
+              <w:rPr>
+                <w:rFonts w:hint="eastAsia" w:ascii="宋体" w:hAnsi="宋体" w:eastAsia="宋体" w:cs="宋体"/>
+                <w:caps w:val="0"/>
+                <w:smallCaps w:val="0"/>
+                <w:spacing w:val="0"/>
+                <w:kern w:val="10"/>
+                <w:sz w:val="24"/>
+                <w:szCs w:val="24"/>
+                <w:lang w:val="en-US" w:eastAsia="zh-CN"/>
+              </w:rPr>
+              <w:t xml:space="preserve"/>
+            </w:r>
+            <w:r>
+              <w:drawing>
+                <wp:inline xmlns:a="http://schemas.openxmlformats.org/drawingml/2006/main" xmlns:pic="http://schemas.openxmlformats.org/drawingml/2006/picture">
+                  <wp:extent cx="5760000" cy="3102072"/>
+                  <wp:docPr id="1009" name="Picture 7"/>
+                  <wp:cNvGraphicFramePr>
+                    <a:graphicFrameLocks noChangeAspect="1"/>
+                  </wp:cNvGraphicFramePr>
+                  <a:graphic>
+                    <a:graphicData uri="http://schemas.openxmlformats.org/drawingml/2006/picture">
+                      <pic:pic>
+                        <pic:nvPicPr>
+                          <pic:cNvPr id="0" name="6ba785a31fc27aacb668dd5ca44f17c4.png"/>
+                          <pic:cNvPicPr/>
+                        </pic:nvPicPr>
+                        <pic:blipFill>
+                          <a:blip r:embed="rId20"/>
+                          <a:stretch>
+                            <a:fillRect/>
+                          </a:stretch>
+                        </pic:blipFill>
+                        <pic:spPr>
+                          <a:xfrm>
+                            <a:off x="0" y="0"/>
+                            <a:ext cx="5760000" cy="3102072"/>
+                          </a:xfrm>
+                          <a:prstGeom prst="rect"/>
+                        </pic:spPr>
+                      </pic:pic>
+                    </a:graphicData>
+                  </a:graphic>
+                </wp:inline>
+              </w:drawing>
+            </w:r>
+            <w:r>
+              <w:t xml:space="preserve"/>
+            </w:r>
+          </w:p>
+          <w:p>
+            <w:pPr>
+              <w:keepNext w:val="0"/>
+              <w:keepLines w:val="0"/>
+              <w:pageBreakBefore w:val="0"/>
+              <w:widowControl w:val="0"/>
+              <w:numPr>
+                <w:ilvl w:val="0"/>
+                <w:numId w:val="0"/>
+              </w:numPr>
+              <w:kinsoku/>
+              <w:wordWrap/>
+              <w:overflowPunct/>
+              <w:topLinePunct w:val="0"/>
+              <w:autoSpaceDE w:val="0"/>
+              <w:autoSpaceDN w:val="0"/>
+              <w:bidi w:val="0"/>
+              <w:adjustRightInd w:val="0"/>
+              <w:snapToGrid/>
+              <w:spacing w:before="157" w:beforeLines="50" w:line="312" w:lineRule="auto"/>
+              <w:ind w:right="105" w:rightChars="50"/>
+              <w:textAlignment w:val="auto"/>
+              <w:outlineLvl w:val="9"/>
+              <w:rPr>
+                <w:rFonts w:hint="eastAsia" w:ascii="宋体" w:hAnsi="宋体" w:eastAsia="宋体" w:cs="宋体"/>
+                <w:i w:val="0"/>
+                <w:caps w:val="0"/>
+                <w:color w:val="404040"/>
+                <w:spacing w:val="0"/>
+                <w:sz w:val="24"/>
+                <w:szCs w:val="24"/>
+                <w:shd w:val="clear" w:fill="FFFFFF"/>
+              </w:rPr>
+            </w:pPr>
+            <w:r>
+              <w:rPr>
+                <w:rFonts w:hint="eastAsia" w:ascii="宋体" w:hAnsi="宋体" w:eastAsia="宋体" w:cs="宋体"/>
+                <w:caps w:val="0"/>
+                <w:smallCaps w:val="0"/>
+                <w:spacing w:val="0"/>
+                <w:kern w:val="10"/>
+                <w:sz w:val="24"/>
+                <w:szCs w:val="24"/>
+                <w:lang w:val="en-US" w:eastAsia="zh-CN"/>
+              </w:rPr>
+              <w:t xml:space="preserve"/>
+            </w:r>
+          </w:p>
+          <w:p>
+            <w:pPr>
+              <w:keepNext w:val="0"/>
+              <w:keepLines w:val="0"/>
+              <w:pageBreakBefore w:val="0"/>
+              <w:widowControl w:val="0"/>
+              <w:numPr>
+                <w:ilvl w:val="0"/>
+                <w:numId w:val="0"/>
+              </w:numPr>
+              <w:kinsoku/>
+              <w:wordWrap/>
+              <w:overflowPunct/>
+              <w:topLinePunct w:val="0"/>
+              <w:autoSpaceDE w:val="0"/>
+              <w:autoSpaceDN w:val="0"/>
+              <w:bidi w:val="0"/>
+              <w:adjustRightInd w:val="0"/>
+              <w:snapToGrid/>
+              <w:spacing w:before="157" w:beforeLines="50" w:line="312" w:lineRule="auto"/>
+              <w:ind w:right="105" w:rightChars="50"/>
+              <w:textAlignment w:val="auto"/>
+              <w:outlineLvl w:val="9"/>
+              <w:rPr>
+                <w:rFonts w:hint="eastAsia" w:ascii="宋体" w:hAnsi="宋体" w:eastAsia="宋体" w:cs="宋体"/>
+                <w:i w:val="0"/>
+                <w:caps w:val="0"/>
+                <w:color w:val="404040"/>
+                <w:spacing w:val="0"/>
+                <w:sz w:val="24"/>
+                <w:szCs w:val="24"/>
+                <w:shd w:val="clear" w:fill="FFFFFF"/>
+              </w:rPr>
+            </w:pPr>
+            <w:r>
+              <w:rPr>
+                <w:rFonts w:hint="eastAsia" w:ascii="宋体" w:hAnsi="宋体" w:eastAsia="宋体" w:cs="宋体"/>
+                <w:caps w:val="0"/>
+                <w:smallCaps w:val="0"/>
+                <w:spacing w:val="0"/>
+                <w:kern w:val="10"/>
+                <w:sz w:val="24"/>
+                <w:szCs w:val="24"/>
+                <w:lang w:val="en-US" w:eastAsia="zh-CN"/>
+              </w:rPr>
+              <w:t xml:space="preserve"/>
+            </w:r>
+          </w:p>
+        </w:tc>
+      </w:tr>
+      <w:tr>
+        <w:tblPrEx>
+          <w:tblBorders>
+            <w:top w:val="double" w:color="auto" w:sz="4" w:space="0"/>
+            <w:left w:val="double" w:color="auto" w:sz="4" w:space="0"/>
+            <w:bottom w:val="double" w:color="auto" w:sz="4" w:space="0"/>
+            <w:right w:val="double" w:color="auto" w:sz="4" w:space="0"/>
+            <w:insideH w:val="single" w:color="auto" w:sz="8" w:space="0"/>
+            <w:insideV w:val="single" w:color="auto" w:sz="8" w:space="0"/>
+          </w:tblBorders>
+          <w:shd w:val="clear" w:color="auto" w:fill="FFFFFF"/>
+          <w:tblCellMar>
+            <w:top w:w="0" w:type="dxa"/>
+            <w:left w:w="0" w:type="dxa"/>
+            <w:bottom w:w="0" w:type="dxa"/>
+            <w:right w:w="0" w:type="dxa"/>
+          </w:tblCellMar>
+        </w:tblPrEx>
+        <w:trPr>
+          <w:trHeight w:val="538" w:hRule="atLeast"/>
+        </w:trPr>
+        <w:tc>
+          <w:tcPr>
+            <w:tcW w:w="1689" w:type="dxa"/>
+            <w:tcBorders>
+              <w:top w:val="single" w:color="auto" w:sz="8" w:space="0"/>
+              <w:bottom w:val="single" w:color="auto" w:sz="8" w:space="0"/>
+              <w:right w:val="single" w:color="auto" w:sz="4" w:space="0"/>
+            </w:tcBorders>
+            <w:shd w:val="clear" w:color="auto" w:fill="A6A6A6"/>
+            <w:noWrap w:val="0"/>
+            <w:vAlign w:val="center"/>
+          </w:tcPr>
+          <w:p>
+            <w:pPr>
+              <w:keepNext w:val="0"/>
+              <w:keepLines w:val="0"/>
+              <w:pageBreakBefore w:val="0"/>
+              <w:widowControl w:val="0"/>
+              <w:kinsoku/>
+              <w:wordWrap/>
+              <w:overflowPunct/>
+              <w:topLinePunct w:val="0"/>
+              <w:autoSpaceDE w:val="0"/>
+              <w:autoSpaceDN w:val="0"/>
+              <w:bidi w:val="0"/>
+              <w:adjustRightInd w:val="0"/>
+              <w:snapToGrid/>
+              <w:spacing w:before="157" w:beforeLines="50" w:after="60" w:line="312" w:lineRule="auto"/>
+              <w:jc w:val="center"/>
+              <w:textAlignment w:val="auto"/>
+              <w:rPr>
+                <w:rFonts w:cs="Tahoma"/>
+                <w:bCs/>
+                <w:caps w:val="0"/>
+                <w:smallCaps w:val="0"/>
+                <w:color w:val="000000"/>
+                <w:spacing w:val="0"/>
+                <w:kern w:val="10"/>
+              </w:rPr>
+            </w:pPr>
+            <w:r>
+              <w:rPr>
+                <w:rFonts w:hint="eastAsia"/>
+                <w:b/>
+                <w:caps w:val="0"/>
+                <w:smallCaps w:val="0"/>
+                <w:spacing w:val="0"/>
+                <w:kern w:val="10"/>
+              </w:rPr>
+              <w:t>修复建议</w:t>
+            </w:r>
+          </w:p>
+        </w:tc>
+        <w:tc>
+          <w:tcPr>
+            <w:tcW w:w="7319" w:type="dxa"/>
+            <w:tcBorders>
+              <w:top w:val="single" w:color="auto" w:sz="8" w:space="0"/>
+              <w:left w:val="single" w:color="auto" w:sz="4" w:space="0"/>
+              <w:bottom w:val="single" w:color="auto" w:sz="8" w:space="0"/>
+            </w:tcBorders>
+            <w:shd w:val="clear" w:color="auto" w:fill="FFFFFF"/>
+            <w:noWrap w:val="0"/>
+            <w:vAlign w:val="center"/>
+          </w:tcPr>
+          <w:p>
+            <w:pPr>
+              <w:keepNext w:val="0"/>
+              <w:keepLines w:val="0"/>
+              <w:pageBreakBefore w:val="0"/>
+              <w:widowControl w:val="0"/>
+              <w:kinsoku/>
+              <w:wordWrap/>
+              <w:overflowPunct/>
+              <w:topLinePunct w:val="0"/>
+              <w:autoSpaceDE w:val="0"/>
+              <w:autoSpaceDN w:val="0"/>
+              <w:bidi w:val="0"/>
+              <w:adjustRightInd w:val="0"/>
+              <w:snapToGrid/>
+              <w:spacing w:before="157" w:beforeLines="50" w:line="312" w:lineRule="auto"/>
+              <w:ind w:left="105" w:leftChars="50" w:right="105" w:rightChars="50" w:firstLine="0" w:firstLineChars="0"/>
+              <w:textAlignment w:val="auto"/>
+              <w:outlineLvl w:val="9"/>
+              <w:rPr>
+                <w:rFonts w:hint="default" w:eastAsia="宋体" w:cs="Tahoma"/>
+                <w:bCs/>
+                <w:caps w:val="0"/>
+                <w:smallCaps w:val="0"/>
+                <w:color w:val="000000"/>
+                <w:spacing w:val="0"/>
+                <w:kern w:val="10"/>
+                <w:lang w:val="en-US" w:eastAsia="zh-CN"/>
+              </w:rPr>
+            </w:pPr>
+            <w:r>
+              <w:rPr>
+                <w:rFonts w:hint="eastAsia" w:ascii="宋体" w:hAnsi="宋体" w:eastAsia="宋体" w:cs="宋体"/>
+                <w:bCs/>
+                <w:caps w:val="0"/>
+                <w:smallCaps w:val="0"/>
+                <w:color w:val="000000"/>
+                <w:spacing w:val="0"/>
+                <w:kern w:val="10"/>
+                <w:lang w:val="en-US" w:eastAsia="zh-CN"/>
+              </w:rPr>
+              <w:t xml:space="preserve">[1]在输入接口设置验证；</w:t>
+              <w:br/>
+              <w:t xml:space="preserve">[2]注册界面的接口不要返回太多敏感信息，以防遭到黑客制作枚举字典；</w:t>
+              <w:br/>
+              <w:t xml:space="preserve">[3]验证码请不要以短数字来甚至，最好是以字母加数字进行组合，并且验证码需要设定时间期限。</w:t>
             </w:r>
           </w:p>
         </w:tc>
